--- a/Record/Experiment - 2(week -2)/Documentation/Experiment_2.docx
+++ b/Record/Experiment - 2(week -2)/Documentation/Experiment_2.docx
@@ -11,7 +11,7 @@
           <w:rFonts w:ascii="Arial" w:hAnsi="Arial"/>
           <w:b/>
           <w:color w:val="000000"/>
-          <w:sz w:val="34"/>
+          <w:sz w:val="40"/>
         </w:rPr>
         <w:t>LABORATORY OBSERVATION/RECORD</w:t>
       </w:r>
@@ -24,7 +24,7 @@
         <w:rPr>
           <w:rFonts w:ascii="Arial" w:hAnsi="Arial"/>
           <w:b/>
-          <w:color w:val="222222"/>
+          <w:color w:val="000000"/>
           <w:sz w:val="20"/>
         </w:rPr>
         <w:t xml:space="preserve">Course: </w:t>
@@ -46,7 +46,7 @@
         <w:rPr>
           <w:rFonts w:ascii="Arial" w:hAnsi="Arial"/>
           <w:b/>
-          <w:color w:val="222222"/>
+          <w:color w:val="000000"/>
           <w:sz w:val="20"/>
         </w:rPr>
         <w:t xml:space="preserve">Course Code: </w:t>
@@ -68,7 +68,7 @@
         <w:rPr>
           <w:rFonts w:ascii="Arial" w:hAnsi="Arial"/>
           <w:b/>
-          <w:color w:val="222222"/>
+          <w:color w:val="000000"/>
           <w:sz w:val="20"/>
         </w:rPr>
         <w:t xml:space="preserve">Experiment No.: </w:t>
@@ -90,7 +90,7 @@
         <w:rPr>
           <w:rFonts w:ascii="Arial" w:hAnsi="Arial"/>
           <w:b/>
-          <w:color w:val="222222"/>
+          <w:color w:val="000000"/>
           <w:sz w:val="20"/>
         </w:rPr>
         <w:t xml:space="preserve">Student Name: </w:t>
@@ -101,7 +101,29 @@
           <w:color w:val="333333"/>
           <w:sz w:val="20"/>
         </w:rPr>
-        <w:t>V S SRAVAN M</w:t>
+        <w:t>J Satya Srikar</w:t>
+      </w:r>
+    </w:p>
+    <w:p>
+      <w:pPr>
+        <w:spacing w:before="40" w:after="40" w:line="276" w:lineRule="auto"/>
+      </w:pPr>
+      <w:r>
+        <w:rPr>
+          <w:rFonts w:ascii="Arial" w:hAnsi="Arial"/>
+          <w:b/>
+          <w:color w:val="000000"/>
+          <w:sz w:val="20"/>
+        </w:rPr>
+        <w:t xml:space="preserve">Roll No.: </w:t>
+      </w:r>
+      <w:r>
+        <w:rPr>
+          <w:rFonts w:ascii="Arial" w:hAnsi="Arial"/>
+          <w:color w:val="333333"/>
+          <w:sz w:val="20"/>
+        </w:rPr>
+        <w:t>A24126552259</w:t>
       </w:r>
     </w:p>
     <w:p>
@@ -112,10 +134,10 @@
         <w:rPr>
           <w:rFonts w:ascii="Arial" w:hAnsi="Arial"/>
           <w:b/>
-          <w:color w:val="222222"/>
+          <w:color w:val="000000"/>
           <w:sz w:val="20"/>
         </w:rPr>
-        <w:t xml:space="preserve">Roll No.: </w:t>
+        <w:t xml:space="preserve">Branch &amp; Section: </w:t>
       </w:r>
       <w:r>
         <w:rPr>
@@ -123,27 +145,27 @@
           <w:color w:val="333333"/>
           <w:sz w:val="20"/>
         </w:rPr>
-        <w:t>A24126552268</w:t>
+        <w:t>CSM-B</w:t>
       </w:r>
     </w:p>
     <w:p>
       <w:pPr>
-        <w:spacing w:before="120" w:after="120"/>
+        <w:spacing w:before="80" w:after="80"/>
         <w:pBdr>
-          <w:bottom w:val="single" w:sz="6" w:space="1" w:color="D0D0D0"/>
+          <w:bottom w:val="single" w:sz="6" w:space="1" w:color="CCCCCC"/>
         </w:pBdr>
       </w:pPr>
     </w:p>
     <w:p>
       <w:pPr>
         <w:keepNext/>
-        <w:spacing w:before="240" w:after="80"/>
+        <w:spacing w:before="160" w:after="60"/>
       </w:pPr>
       <w:r>
         <w:rPr>
           <w:rFonts w:ascii="Arial" w:hAnsi="Arial"/>
           <w:b/>
-          <w:color w:val="111111"/>
+          <w:color w:val="000000"/>
           <w:sz w:val="26"/>
         </w:rPr>
         <w:t>1. TITLE</w:t>
@@ -151,7 +173,7 @@
     </w:p>
     <w:p>
       <w:pPr>
-        <w:spacing w:before="40" w:after="80" w:line="276" w:lineRule="auto"/>
+        <w:spacing w:before="40" w:after="60" w:line="276" w:lineRule="auto"/>
       </w:pPr>
       <w:r>
         <w:rPr>
@@ -164,22 +186,22 @@
     </w:p>
     <w:p>
       <w:pPr>
-        <w:spacing w:before="120" w:after="120"/>
+        <w:spacing w:before="80" w:after="80"/>
         <w:pBdr>
-          <w:bottom w:val="single" w:sz="6" w:space="1" w:color="D0D0D0"/>
+          <w:bottom w:val="single" w:sz="6" w:space="1" w:color="CCCCCC"/>
         </w:pBdr>
       </w:pPr>
     </w:p>
     <w:p>
       <w:pPr>
         <w:keepNext/>
-        <w:spacing w:before="240" w:after="80"/>
+        <w:spacing w:before="160" w:after="60"/>
       </w:pPr>
       <w:r>
         <w:rPr>
           <w:rFonts w:ascii="Arial" w:hAnsi="Arial"/>
           <w:b/>
-          <w:color w:val="111111"/>
+          <w:color w:val="000000"/>
           <w:sz w:val="26"/>
         </w:rPr>
         <w:t>2. AIM</w:t>
@@ -187,7 +209,7 @@
     </w:p>
     <w:p>
       <w:pPr>
-        <w:spacing w:before="40" w:after="80" w:line="276" w:lineRule="auto"/>
+        <w:spacing w:before="40" w:after="60" w:line="276" w:lineRule="auto"/>
       </w:pPr>
       <w:r>
         <w:rPr>
@@ -200,22 +222,22 @@
     </w:p>
     <w:p>
       <w:pPr>
-        <w:spacing w:before="120" w:after="120"/>
+        <w:spacing w:before="80" w:after="80"/>
         <w:pBdr>
-          <w:bottom w:val="single" w:sz="6" w:space="1" w:color="D0D0D0"/>
+          <w:bottom w:val="single" w:sz="6" w:space="1" w:color="CCCCCC"/>
         </w:pBdr>
       </w:pPr>
     </w:p>
     <w:p>
       <w:pPr>
         <w:keepNext/>
-        <w:spacing w:before="240" w:after="80"/>
+        <w:spacing w:before="160" w:after="60"/>
       </w:pPr>
       <w:r>
         <w:rPr>
           <w:rFonts w:ascii="Arial" w:hAnsi="Arial"/>
           <w:b/>
-          <w:color w:val="111111"/>
+          <w:color w:val="000000"/>
           <w:sz w:val="26"/>
         </w:rPr>
         <w:t>3. OBJECTIVE</w:t>
@@ -223,7 +245,7 @@
     </w:p>
     <w:p>
       <w:pPr>
-        <w:spacing w:before="40" w:after="80" w:line="276" w:lineRule="auto"/>
+        <w:spacing w:before="40" w:after="60" w:line="276" w:lineRule="auto"/>
       </w:pPr>
       <w:r>
         <w:rPr>
@@ -237,7 +259,7 @@
     <w:p>
       <w:pPr>
         <w:pStyle w:val="ListBullet"/>
-        <w:spacing w:before="40" w:after="60" w:line="276" w:lineRule="auto"/>
+        <w:spacing w:before="40" w:after="40" w:line="276" w:lineRule="auto"/>
       </w:pPr>
       <w:r>
         <w:rPr>
@@ -251,7 +273,7 @@
     <w:p>
       <w:pPr>
         <w:pStyle w:val="ListBullet"/>
-        <w:spacing w:before="40" w:after="60" w:line="276" w:lineRule="auto"/>
+        <w:spacing w:before="40" w:after="40" w:line="276" w:lineRule="auto"/>
       </w:pPr>
       <w:r>
         <w:rPr>
@@ -265,7 +287,7 @@
     <w:p>
       <w:pPr>
         <w:pStyle w:val="ListBullet"/>
-        <w:spacing w:before="40" w:after="60" w:line="276" w:lineRule="auto"/>
+        <w:spacing w:before="40" w:after="40" w:line="276" w:lineRule="auto"/>
       </w:pPr>
       <w:r>
         <w:rPr>
@@ -279,7 +301,7 @@
     <w:p>
       <w:pPr>
         <w:pStyle w:val="ListBullet"/>
-        <w:spacing w:before="40" w:after="60" w:line="276" w:lineRule="auto"/>
+        <w:spacing w:before="40" w:after="40" w:line="276" w:lineRule="auto"/>
       </w:pPr>
       <w:r>
         <w:rPr>
@@ -293,7 +315,7 @@
     <w:p>
       <w:pPr>
         <w:pStyle w:val="ListBullet"/>
-        <w:spacing w:before="40" w:after="60" w:line="276" w:lineRule="auto"/>
+        <w:spacing w:before="40" w:after="40" w:line="276" w:lineRule="auto"/>
       </w:pPr>
       <w:r>
         <w:rPr>
@@ -307,7 +329,7 @@
     <w:p>
       <w:pPr>
         <w:pStyle w:val="ListBullet"/>
-        <w:spacing w:before="40" w:after="60" w:line="276" w:lineRule="auto"/>
+        <w:spacing w:before="40" w:after="40" w:line="276" w:lineRule="auto"/>
       </w:pPr>
       <w:r>
         <w:rPr>
@@ -320,22 +342,22 @@
     </w:p>
     <w:p>
       <w:pPr>
-        <w:spacing w:before="120" w:after="120"/>
+        <w:spacing w:before="80" w:after="80"/>
         <w:pBdr>
-          <w:bottom w:val="single" w:sz="6" w:space="1" w:color="D0D0D0"/>
+          <w:bottom w:val="single" w:sz="6" w:space="1" w:color="CCCCCC"/>
         </w:pBdr>
       </w:pPr>
     </w:p>
     <w:p>
       <w:pPr>
         <w:keepNext/>
-        <w:spacing w:before="240" w:after="80"/>
+        <w:spacing w:before="160" w:after="60"/>
       </w:pPr>
       <w:r>
         <w:rPr>
           <w:rFonts w:ascii="Arial" w:hAnsi="Arial"/>
           <w:b/>
-          <w:color w:val="111111"/>
+          <w:color w:val="000000"/>
           <w:sz w:val="26"/>
         </w:rPr>
         <w:t>4. THEORY</w:t>
@@ -343,7 +365,7 @@
     </w:p>
     <w:p>
       <w:pPr>
-        <w:spacing w:before="40" w:after="80" w:line="276" w:lineRule="auto"/>
+        <w:spacing w:before="40" w:after="60" w:line="276" w:lineRule="auto"/>
       </w:pPr>
       <w:r>
         <w:rPr>
@@ -356,13 +378,13 @@
     </w:p>
     <w:p>
       <w:pPr>
-        <w:spacing w:before="40" w:after="80" w:line="276" w:lineRule="auto"/>
+        <w:spacing w:before="40" w:after="60" w:line="276" w:lineRule="auto"/>
       </w:pPr>
       <w:r>
         <w:rPr>
           <w:rFonts w:ascii="Arial" w:hAnsi="Arial"/>
           <w:b/>
-          <w:color w:val="222222"/>
+          <w:color w:val="000000"/>
           <w:sz w:val="20"/>
         </w:rPr>
         <w:t>Theory of CSS Components and Layout:</w:t>
@@ -378,13 +400,13 @@
     <w:p>
       <w:pPr>
         <w:pStyle w:val="ListBullet"/>
-        <w:spacing w:before="40" w:after="60" w:line="276" w:lineRule="auto"/>
+        <w:spacing w:before="40" w:after="40" w:line="276" w:lineRule="auto"/>
       </w:pPr>
       <w:r>
         <w:rPr>
           <w:rFonts w:ascii="Arial" w:hAnsi="Arial"/>
           <w:b/>
-          <w:color w:val="222222"/>
+          <w:color w:val="000000"/>
           <w:sz w:val="20"/>
         </w:rPr>
         <w:t xml:space="preserve">CSS Box Model: </w:t>
@@ -401,13 +423,13 @@
     <w:p>
       <w:pPr>
         <w:pStyle w:val="ListBullet"/>
-        <w:spacing w:before="40" w:after="60" w:line="276" w:lineRule="auto"/>
+        <w:spacing w:before="40" w:after="40" w:line="276" w:lineRule="auto"/>
       </w:pPr>
       <w:r>
         <w:rPr>
           <w:rFonts w:ascii="Arial" w:hAnsi="Arial"/>
           <w:b/>
-          <w:color w:val="222222"/>
+          <w:color w:val="000000"/>
           <w:sz w:val="20"/>
         </w:rPr>
         <w:t xml:space="preserve">Flexbox Layout Model: </w:t>
@@ -424,13 +446,13 @@
     <w:p>
       <w:pPr>
         <w:pStyle w:val="ListBullet"/>
-        <w:spacing w:before="40" w:after="60" w:line="276" w:lineRule="auto"/>
+        <w:spacing w:before="40" w:after="40" w:line="276" w:lineRule="auto"/>
       </w:pPr>
       <w:r>
         <w:rPr>
           <w:rFonts w:ascii="Arial" w:hAnsi="Arial"/>
           <w:b/>
-          <w:color w:val="222222"/>
+          <w:color w:val="000000"/>
           <w:sz w:val="20"/>
         </w:rPr>
         <w:t xml:space="preserve">Typography &amp; Hierarchy: </w:t>
@@ -447,13 +469,13 @@
     <w:p>
       <w:pPr>
         <w:pStyle w:val="ListBullet"/>
-        <w:spacing w:before="40" w:after="60" w:line="276" w:lineRule="auto"/>
+        <w:spacing w:before="40" w:after="40" w:line="276" w:lineRule="auto"/>
       </w:pPr>
       <w:r>
         <w:rPr>
           <w:rFonts w:ascii="Arial" w:hAnsi="Arial"/>
           <w:b/>
-          <w:color w:val="222222"/>
+          <w:color w:val="000000"/>
           <w:sz w:val="20"/>
         </w:rPr>
         <w:t xml:space="preserve">Pseudo-Classes: </w:t>
@@ -470,13 +492,13 @@
     <w:p>
       <w:pPr>
         <w:pStyle w:val="ListBullet"/>
-        <w:spacing w:before="40" w:after="60" w:line="276" w:lineRule="auto"/>
+        <w:spacing w:before="40" w:after="40" w:line="276" w:lineRule="auto"/>
       </w:pPr>
       <w:r>
         <w:rPr>
           <w:rFonts w:ascii="Arial" w:hAnsi="Arial"/>
           <w:b/>
-          <w:color w:val="222222"/>
+          <w:color w:val="000000"/>
           <w:sz w:val="20"/>
         </w:rPr>
         <w:t xml:space="preserve">Card Containers: </w:t>
@@ -493,13 +515,13 @@
     <w:p>
       <w:pPr>
         <w:pStyle w:val="ListBullet"/>
-        <w:spacing w:before="40" w:after="60" w:line="276" w:lineRule="auto"/>
+        <w:spacing w:before="40" w:after="40" w:line="276" w:lineRule="auto"/>
       </w:pPr>
       <w:r>
         <w:rPr>
           <w:rFonts w:ascii="Arial" w:hAnsi="Arial"/>
           <w:b/>
-          <w:color w:val="222222"/>
+          <w:color w:val="000000"/>
           <w:sz w:val="20"/>
         </w:rPr>
         <w:t xml:space="preserve">Form Styling: </w:t>
@@ -515,22 +537,22 @@
     </w:p>
     <w:p>
       <w:pPr>
-        <w:spacing w:before="120" w:after="120"/>
+        <w:spacing w:before="80" w:after="80"/>
         <w:pBdr>
-          <w:bottom w:val="single" w:sz="6" w:space="1" w:color="D0D0D0"/>
+          <w:bottom w:val="single" w:sz="6" w:space="1" w:color="CCCCCC"/>
         </w:pBdr>
       </w:pPr>
     </w:p>
     <w:p>
       <w:pPr>
         <w:keepNext/>
-        <w:spacing w:before="240" w:after="80"/>
+        <w:spacing w:before="160" w:after="60"/>
       </w:pPr>
       <w:r>
         <w:rPr>
           <w:rFonts w:ascii="Arial" w:hAnsi="Arial"/>
           <w:b/>
-          <w:color w:val="111111"/>
+          <w:color w:val="000000"/>
           <w:sz w:val="26"/>
         </w:rPr>
         <w:t>5. ALGORITHM / PROCEDURE</w:t>
@@ -538,8 +560,8 @@
     </w:p>
     <w:p>
       <w:pPr>
-        <w:spacing w:before="40" w:after="60" w:line="276" w:lineRule="auto"/>
-        <w:ind w:left="360"/>
+        <w:spacing w:before="40" w:after="40" w:line="276" w:lineRule="auto"/>
+        <w:ind w:left="288"/>
       </w:pPr>
       <w:r>
         <w:rPr>
@@ -547,12 +569,11 @@
           <w:b/>
           <w:sz w:val="20"/>
         </w:rPr>
-        <w:t xml:space="preserve">1. </w:t>
+        <w:t xml:space="preserve">1.  </w:t>
       </w:r>
       <w:r>
         <w:rPr>
           <w:rFonts w:ascii="Arial" w:hAnsi="Arial"/>
-          <w:color w:val="333333"/>
           <w:sz w:val="20"/>
         </w:rPr>
         <w:t>Create project directories: Record/Experiment - 2(week -2)/Src and Documentation.</w:t>
@@ -560,8 +581,8 @@
     </w:p>
     <w:p>
       <w:pPr>
-        <w:spacing w:before="40" w:after="60" w:line="276" w:lineRule="auto"/>
-        <w:ind w:left="360"/>
+        <w:spacing w:before="40" w:after="40" w:line="276" w:lineRule="auto"/>
+        <w:ind w:left="288"/>
       </w:pPr>
       <w:r>
         <w:rPr>
@@ -569,12 +590,11 @@
           <w:b/>
           <w:sz w:val="20"/>
         </w:rPr>
-        <w:t xml:space="preserve">2. </w:t>
+        <w:t xml:space="preserve">2.  </w:t>
       </w:r>
       <w:r>
         <w:rPr>
           <w:rFonts w:ascii="Arial" w:hAnsi="Arial"/>
-          <w:color w:val="333333"/>
           <w:sz w:val="20"/>
         </w:rPr>
         <w:t>Create index.html and style.css in the Src directory.</w:t>
@@ -582,8 +602,8 @@
     </w:p>
     <w:p>
       <w:pPr>
-        <w:spacing w:before="40" w:after="60" w:line="276" w:lineRule="auto"/>
-        <w:ind w:left="360"/>
+        <w:spacing w:before="40" w:after="40" w:line="276" w:lineRule="auto"/>
+        <w:ind w:left="288"/>
       </w:pPr>
       <w:r>
         <w:rPr>
@@ -591,12 +611,11 @@
           <w:b/>
           <w:sz w:val="20"/>
         </w:rPr>
-        <w:t xml:space="preserve">3. </w:t>
+        <w:t xml:space="preserve">3.  </w:t>
       </w:r>
       <w:r>
         <w:rPr>
           <w:rFonts w:ascii="Arial" w:hAnsi="Arial"/>
-          <w:color w:val="333333"/>
           <w:sz w:val="20"/>
         </w:rPr>
         <w:t>In index.html, establish HTML5 document structure and link style.css via &lt;link rel="stylesheet" href="style.css"&gt;.</w:t>
@@ -604,8 +623,8 @@
     </w:p>
     <w:p>
       <w:pPr>
-        <w:spacing w:before="40" w:after="60" w:line="276" w:lineRule="auto"/>
-        <w:ind w:left="360"/>
+        <w:spacing w:before="40" w:after="40" w:line="276" w:lineRule="auto"/>
+        <w:ind w:left="288"/>
       </w:pPr>
       <w:r>
         <w:rPr>
@@ -613,12 +632,11 @@
           <w:b/>
           <w:sz w:val="20"/>
         </w:rPr>
-        <w:t xml:space="preserve">4. </w:t>
+        <w:t xml:space="preserve">4.  </w:t>
       </w:r>
       <w:r>
         <w:rPr>
           <w:rFonts w:ascii="Arial" w:hAnsi="Arial"/>
-          <w:color w:val="333333"/>
           <w:sz w:val="20"/>
         </w:rPr>
         <w:t>In style.css, apply universal reset (* { margin: 0; padding: 0; box-sizing: border-box; }) and set base font properties on body.</w:t>
@@ -626,8 +644,8 @@
     </w:p>
     <w:p>
       <w:pPr>
-        <w:spacing w:before="40" w:after="60" w:line="276" w:lineRule="auto"/>
-        <w:ind w:left="360"/>
+        <w:spacing w:before="40" w:after="40" w:line="276" w:lineRule="auto"/>
+        <w:ind w:left="288"/>
       </w:pPr>
       <w:r>
         <w:rPr>
@@ -635,12 +653,11 @@
           <w:b/>
           <w:sz w:val="20"/>
         </w:rPr>
-        <w:t xml:space="preserve">5. </w:t>
+        <w:t xml:space="preserve">5.  </w:t>
       </w:r>
       <w:r>
         <w:rPr>
           <w:rFonts w:ascii="Arial" w:hAnsi="Arial"/>
-          <w:color w:val="333333"/>
           <w:sz w:val="20"/>
         </w:rPr>
         <w:t>Construct a top navigation header with logo and flexbox navigation links.</w:t>
@@ -648,8 +665,8 @@
     </w:p>
     <w:p>
       <w:pPr>
-        <w:spacing w:before="40" w:after="60" w:line="276" w:lineRule="auto"/>
-        <w:ind w:left="360"/>
+        <w:spacing w:before="40" w:after="40" w:line="276" w:lineRule="auto"/>
+        <w:ind w:left="288"/>
       </w:pPr>
       <w:r>
         <w:rPr>
@@ -657,12 +674,11 @@
           <w:b/>
           <w:sz w:val="20"/>
         </w:rPr>
-        <w:t xml:space="preserve">6. </w:t>
+        <w:t xml:space="preserve">6.  </w:t>
       </w:r>
       <w:r>
         <w:rPr>
           <w:rFonts w:ascii="Arial" w:hAnsi="Arial"/>
-          <w:color w:val="333333"/>
           <w:sz w:val="20"/>
         </w:rPr>
         <w:t>Design a hero banner with bold headline, descriptive lead text, and a stylized call-to-action button.</w:t>
@@ -670,8 +686,8 @@
     </w:p>
     <w:p>
       <w:pPr>
-        <w:spacing w:before="40" w:after="60" w:line="276" w:lineRule="auto"/>
-        <w:ind w:left="360"/>
+        <w:spacing w:before="40" w:after="40" w:line="276" w:lineRule="auto"/>
+        <w:ind w:left="288"/>
       </w:pPr>
       <w:r>
         <w:rPr>
@@ -679,12 +695,11 @@
           <w:b/>
           <w:sz w:val="20"/>
         </w:rPr>
-        <w:t xml:space="preserve">7. </w:t>
+        <w:t xml:space="preserve">7.  </w:t>
       </w:r>
       <w:r>
         <w:rPr>
           <w:rFonts w:ascii="Arial" w:hAnsi="Arial"/>
-          <w:color w:val="333333"/>
           <w:sz w:val="20"/>
         </w:rPr>
         <w:t>Create content sections for About Me and Hobbies, using flexbox card layout for hobbies (Coding, Reading, Gaming).</w:t>
@@ -692,8 +707,8 @@
     </w:p>
     <w:p>
       <w:pPr>
-        <w:spacing w:before="40" w:after="60" w:line="276" w:lineRule="auto"/>
-        <w:ind w:left="360"/>
+        <w:spacing w:before="40" w:after="40" w:line="276" w:lineRule="auto"/>
+        <w:ind w:left="288"/>
       </w:pPr>
       <w:r>
         <w:rPr>
@@ -701,12 +716,11 @@
           <w:b/>
           <w:sz w:val="20"/>
         </w:rPr>
-        <w:t xml:space="preserve">8. </w:t>
+        <w:t xml:space="preserve">8.  </w:t>
       </w:r>
       <w:r>
         <w:rPr>
           <w:rFonts w:ascii="Arial" w:hAnsi="Arial"/>
-          <w:color w:val="333333"/>
           <w:sz w:val="20"/>
         </w:rPr>
         <w:t>Style a contact form with vertical flex alignment, padded input controls, and custom focus indicators.</w:t>
@@ -714,8 +728,8 @@
     </w:p>
     <w:p>
       <w:pPr>
-        <w:spacing w:before="40" w:after="60" w:line="276" w:lineRule="auto"/>
-        <w:ind w:left="360"/>
+        <w:spacing w:before="40" w:after="40" w:line="276" w:lineRule="auto"/>
+        <w:ind w:left="288"/>
       </w:pPr>
       <w:r>
         <w:rPr>
@@ -723,12 +737,11 @@
           <w:b/>
           <w:sz w:val="20"/>
         </w:rPr>
-        <w:t xml:space="preserve">9. </w:t>
+        <w:t xml:space="preserve">9.  </w:t>
       </w:r>
       <w:r>
         <w:rPr>
           <w:rFonts w:ascii="Arial" w:hAnsi="Arial"/>
-          <w:color w:val="333333"/>
           <w:sz w:val="20"/>
         </w:rPr>
         <w:t>Add a dark-themed footer with centered copyright text.</w:t>
@@ -736,8 +749,8 @@
     </w:p>
     <w:p>
       <w:pPr>
-        <w:spacing w:before="40" w:after="60" w:line="276" w:lineRule="auto"/>
-        <w:ind w:left="360"/>
+        <w:spacing w:before="40" w:after="40" w:line="276" w:lineRule="auto"/>
+        <w:ind w:left="288"/>
       </w:pPr>
       <w:r>
         <w:rPr>
@@ -745,12 +758,11 @@
           <w:b/>
           <w:sz w:val="20"/>
         </w:rPr>
-        <w:t xml:space="preserve">10. </w:t>
+        <w:t xml:space="preserve">10.  </w:t>
       </w:r>
       <w:r>
         <w:rPr>
           <w:rFonts w:ascii="Arial" w:hAnsi="Arial"/>
-          <w:color w:val="333333"/>
           <w:sz w:val="20"/>
         </w:rPr>
         <w:t>Open index.html in Google Chrome and verify all styling rules, hover states, and responsive wrapping.</w:t>
@@ -758,9 +770,9 @@
     </w:p>
     <w:p>
       <w:pPr>
-        <w:spacing w:before="120" w:after="120"/>
+        <w:spacing w:before="80" w:after="80"/>
         <w:pBdr>
-          <w:bottom w:val="single" w:sz="6" w:space="1" w:color="D0D0D0"/>
+          <w:bottom w:val="single" w:sz="6" w:space="1" w:color="CCCCCC"/>
         </w:pBdr>
       </w:pPr>
     </w:p>
@@ -772,13 +784,13 @@
     <w:p>
       <w:pPr>
         <w:keepNext/>
-        <w:spacing w:before="240" w:after="80"/>
+        <w:spacing w:before="160" w:after="60"/>
       </w:pPr>
       <w:r>
         <w:rPr>
           <w:rFonts w:ascii="Arial" w:hAnsi="Arial"/>
           <w:b/>
-          <w:color w:val="111111"/>
+          <w:color w:val="000000"/>
           <w:sz w:val="26"/>
         </w:rPr>
         <w:t>6. PROGRAM</w:t>
@@ -787,14 +799,14 @@
     <w:p>
       <w:pPr>
         <w:keepNext/>
-        <w:spacing w:before="160" w:after="60"/>
+        <w:spacing w:before="120" w:after="60"/>
       </w:pPr>
       <w:r>
         <w:rPr>
           <w:rFonts w:ascii="Arial" w:hAnsi="Arial"/>
           <w:b/>
           <w:i/>
-          <w:color w:val="222222"/>
+          <w:color w:val="111111"/>
           <w:sz w:val="20"/>
         </w:rPr>
         <w:t>index.html (Lines 1-77)</w:t>
@@ -816,10 +828,10 @@
             <w:tcW w:type="dxa" w:w="9792"/>
             <w:shd w:fill="1E1E1E"/>
             <w:tcMar>
-              <w:top w:w="140" w:type="dxa"/>
-              <w:bottom w:w="140" w:type="dxa"/>
-              <w:left w:w="180" w:type="dxa"/>
-              <w:right w:w="180" w:type="dxa"/>
+              <w:top w:w="120" w:type="dxa"/>
+              <w:bottom w:w="120" w:type="dxa"/>
+              <w:left w:w="150" w:type="dxa"/>
+              <w:right w:w="150" w:type="dxa"/>
             </w:tcMar>
           </w:tcPr>
           <w:p>
@@ -983,14 +995,14 @@
     <w:p>
       <w:pPr>
         <w:keepNext/>
-        <w:spacing w:before="160" w:after="60"/>
+        <w:spacing w:before="120" w:after="60"/>
       </w:pPr>
       <w:r>
         <w:rPr>
           <w:rFonts w:ascii="Arial" w:hAnsi="Arial"/>
           <w:b/>
           <w:i/>
-          <w:color w:val="222222"/>
+          <w:color w:val="111111"/>
           <w:sz w:val="20"/>
         </w:rPr>
         <w:t>style.css - Part 1 (Lines 1-90)</w:t>
@@ -1012,10 +1024,10 @@
             <w:tcW w:type="dxa" w:w="9792"/>
             <w:shd w:fill="1E1E1E"/>
             <w:tcMar>
-              <w:top w:w="140" w:type="dxa"/>
-              <w:bottom w:w="140" w:type="dxa"/>
-              <w:left w:w="180" w:type="dxa"/>
-              <w:right w:w="180" w:type="dxa"/>
+              <w:top w:w="120" w:type="dxa"/>
+              <w:bottom w:w="120" w:type="dxa"/>
+              <w:left w:w="150" w:type="dxa"/>
+              <w:right w:w="150" w:type="dxa"/>
             </w:tcMar>
           </w:tcPr>
           <w:p>
@@ -1204,14 +1216,14 @@
     <w:p>
       <w:pPr>
         <w:keepNext/>
-        <w:spacing w:before="160" w:after="60"/>
+        <w:spacing w:before="120" w:after="60"/>
       </w:pPr>
       <w:r>
         <w:rPr>
           <w:rFonts w:ascii="Arial" w:hAnsi="Arial"/>
           <w:b/>
           <w:i/>
-          <w:color w:val="222222"/>
+          <w:color w:val="111111"/>
           <w:sz w:val="20"/>
         </w:rPr>
         <w:t>style.css - Part 2 (Lines 91-172)</w:t>
@@ -1233,10 +1245,10 @@
             <w:tcW w:type="dxa" w:w="9792"/>
             <w:shd w:fill="1E1E1E"/>
             <w:tcMar>
-              <w:top w:w="140" w:type="dxa"/>
-              <w:bottom w:w="140" w:type="dxa"/>
-              <w:left w:w="180" w:type="dxa"/>
-              <w:right w:w="180" w:type="dxa"/>
+              <w:top w:w="120" w:type="dxa"/>
+              <w:bottom w:w="120" w:type="dxa"/>
+              <w:left w:w="150" w:type="dxa"/>
+              <w:right w:w="150" w:type="dxa"/>
             </w:tcMar>
           </w:tcPr>
           <w:p>
@@ -1408,9 +1420,9 @@
     </w:tbl>
     <w:p>
       <w:pPr>
-        <w:spacing w:before="120" w:after="120"/>
+        <w:spacing w:before="80" w:after="80"/>
         <w:pBdr>
-          <w:bottom w:val="single" w:sz="6" w:space="1" w:color="D0D0D0"/>
+          <w:bottom w:val="single" w:sz="6" w:space="1" w:color="CCCCCC"/>
         </w:pBdr>
       </w:pPr>
     </w:p>
@@ -1422,13 +1434,13 @@
     <w:p>
       <w:pPr>
         <w:keepNext/>
-        <w:spacing w:before="240" w:after="80"/>
+        <w:spacing w:before="160" w:after="60"/>
       </w:pPr>
       <w:r>
         <w:rPr>
           <w:rFonts w:ascii="Arial" w:hAnsi="Arial"/>
           <w:b/>
-          <w:color w:val="111111"/>
+          <w:color w:val="000000"/>
           <w:sz w:val="26"/>
         </w:rPr>
         <w:t>7. CODE EXPLANATION</w:t>
@@ -1459,10 +1471,10 @@
             <w:tcW w:type="dxa" w:w="3168"/>
             <w:shd w:fill="F2F2F2"/>
             <w:tcMar>
-              <w:top w:w="100" w:type="dxa"/>
-              <w:bottom w:w="100" w:type="dxa"/>
-              <w:left w:w="120" w:type="dxa"/>
-              <w:right w:w="120" w:type="dxa"/>
+              <w:top w:w="80" w:type="dxa"/>
+              <w:bottom w:w="80" w:type="dxa"/>
+              <w:left w:w="100" w:type="dxa"/>
+              <w:right w:w="100" w:type="dxa"/>
             </w:tcMar>
           </w:tcPr>
           <w:p>
@@ -1470,7 +1482,6 @@
               <w:rPr>
                 <w:rFonts w:ascii="Arial" w:hAnsi="Arial"/>
                 <w:b/>
-                <w:color w:val="111111"/>
                 <w:sz w:val="19"/>
               </w:rPr>
               <w:t>CSS / HTML Property</w:t>
@@ -1482,10 +1493,10 @@
             <w:tcW w:type="dxa" w:w="6624"/>
             <w:shd w:fill="F2F2F2"/>
             <w:tcMar>
-              <w:top w:w="100" w:type="dxa"/>
-              <w:bottom w:w="100" w:type="dxa"/>
-              <w:left w:w="120" w:type="dxa"/>
-              <w:right w:w="120" w:type="dxa"/>
+              <w:top w:w="80" w:type="dxa"/>
+              <w:bottom w:w="80" w:type="dxa"/>
+              <w:left w:w="100" w:type="dxa"/>
+              <w:right w:w="100" w:type="dxa"/>
             </w:tcMar>
           </w:tcPr>
           <w:p>
@@ -1493,7 +1504,6 @@
               <w:rPr>
                 <w:rFonts w:ascii="Arial" w:hAnsi="Arial"/>
                 <w:b/>
-                <w:color w:val="111111"/>
                 <w:sz w:val="19"/>
               </w:rPr>
               <w:t>Explanation</w:t>
@@ -1506,17 +1516,18 @@
           <w:tcPr>
             <w:tcW w:type="dxa" w:w="3168"/>
             <w:tcMar>
-              <w:top w:w="80" w:type="dxa"/>
-              <w:bottom w:w="80" w:type="dxa"/>
-              <w:left w:w="120" w:type="dxa"/>
-              <w:right w:w="120" w:type="dxa"/>
+              <w:top w:w="60" w:type="dxa"/>
+              <w:bottom w:w="60" w:type="dxa"/>
+              <w:left w:w="100" w:type="dxa"/>
+              <w:right w:w="100" w:type="dxa"/>
             </w:tcMar>
           </w:tcPr>
           <w:p>
             <w:r>
               <w:rPr>
-                <w:rFonts w:ascii="Arial" w:hAnsi="Arial"/>
-                <w:color w:val="333333"/>
+                <w:rFonts w:ascii="Consolas" w:hAnsi="Consolas"/>
+                <w:b/>
+                <w:color w:val="1F4E79"/>
                 <w:sz w:val="18"/>
               </w:rPr>
               <w:t>* (Universal Selector)</w:t>
@@ -1527,17 +1538,16 @@
           <w:tcPr>
             <w:tcW w:type="dxa" w:w="6624"/>
             <w:tcMar>
-              <w:top w:w="80" w:type="dxa"/>
-              <w:bottom w:w="80" w:type="dxa"/>
-              <w:left w:w="120" w:type="dxa"/>
-              <w:right w:w="120" w:type="dxa"/>
+              <w:top w:w="60" w:type="dxa"/>
+              <w:bottom w:w="60" w:type="dxa"/>
+              <w:left w:w="100" w:type="dxa"/>
+              <w:right w:w="100" w:type="dxa"/>
             </w:tcMar>
           </w:tcPr>
           <w:p>
             <w:r>
               <w:rPr>
                 <w:rFonts w:ascii="Arial" w:hAnsi="Arial"/>
-                <w:color w:val="333333"/>
                 <w:sz w:val="18"/>
               </w:rPr>
               <w:t>Selects all elements to reset margins and padding, creating a consistent baseline.</w:t>
@@ -1550,17 +1560,18 @@
           <w:tcPr>
             <w:tcW w:type="dxa" w:w="3168"/>
             <w:tcMar>
-              <w:top w:w="80" w:type="dxa"/>
-              <w:bottom w:w="80" w:type="dxa"/>
-              <w:left w:w="120" w:type="dxa"/>
-              <w:right w:w="120" w:type="dxa"/>
+              <w:top w:w="60" w:type="dxa"/>
+              <w:bottom w:w="60" w:type="dxa"/>
+              <w:left w:w="100" w:type="dxa"/>
+              <w:right w:w="100" w:type="dxa"/>
             </w:tcMar>
           </w:tcPr>
           <w:p>
             <w:r>
               <w:rPr>
-                <w:rFonts w:ascii="Arial" w:hAnsi="Arial"/>
-                <w:color w:val="333333"/>
+                <w:rFonts w:ascii="Consolas" w:hAnsi="Consolas"/>
+                <w:b/>
+                <w:color w:val="1F4E79"/>
                 <w:sz w:val="18"/>
               </w:rPr>
               <w:t>box-sizing: border-box</w:t>
@@ -1571,17 +1582,16 @@
           <w:tcPr>
             <w:tcW w:type="dxa" w:w="6624"/>
             <w:tcMar>
-              <w:top w:w="80" w:type="dxa"/>
-              <w:bottom w:w="80" w:type="dxa"/>
-              <w:left w:w="120" w:type="dxa"/>
-              <w:right w:w="120" w:type="dxa"/>
+              <w:top w:w="60" w:type="dxa"/>
+              <w:bottom w:w="60" w:type="dxa"/>
+              <w:left w:w="100" w:type="dxa"/>
+              <w:right w:w="100" w:type="dxa"/>
             </w:tcMar>
           </w:tcPr>
           <w:p>
             <w:r>
               <w:rPr>
                 <w:rFonts w:ascii="Arial" w:hAnsi="Arial"/>
-                <w:color w:val="333333"/>
                 <w:sz w:val="18"/>
               </w:rPr>
               <w:t>Includes padding and border within the element's total calculated width and height.</w:t>
@@ -1594,17 +1604,18 @@
           <w:tcPr>
             <w:tcW w:type="dxa" w:w="3168"/>
             <w:tcMar>
-              <w:top w:w="80" w:type="dxa"/>
-              <w:bottom w:w="80" w:type="dxa"/>
-              <w:left w:w="120" w:type="dxa"/>
-              <w:right w:w="120" w:type="dxa"/>
+              <w:top w:w="60" w:type="dxa"/>
+              <w:bottom w:w="60" w:type="dxa"/>
+              <w:left w:w="100" w:type="dxa"/>
+              <w:right w:w="100" w:type="dxa"/>
             </w:tcMar>
           </w:tcPr>
           <w:p>
             <w:r>
               <w:rPr>
-                <w:rFonts w:ascii="Arial" w:hAnsi="Arial"/>
-                <w:color w:val="333333"/>
+                <w:rFonts w:ascii="Consolas" w:hAnsi="Consolas"/>
+                <w:b/>
+                <w:color w:val="1F4E79"/>
                 <w:sz w:val="18"/>
               </w:rPr>
               <w:t>display: flex</w:t>
@@ -1615,17 +1626,16 @@
           <w:tcPr>
             <w:tcW w:type="dxa" w:w="6624"/>
             <w:tcMar>
-              <w:top w:w="80" w:type="dxa"/>
-              <w:bottom w:w="80" w:type="dxa"/>
-              <w:left w:w="120" w:type="dxa"/>
-              <w:right w:w="120" w:type="dxa"/>
+              <w:top w:w="60" w:type="dxa"/>
+              <w:bottom w:w="60" w:type="dxa"/>
+              <w:left w:w="100" w:type="dxa"/>
+              <w:right w:w="100" w:type="dxa"/>
             </w:tcMar>
           </w:tcPr>
           <w:p>
             <w:r>
               <w:rPr>
                 <w:rFonts w:ascii="Arial" w:hAnsi="Arial"/>
-                <w:color w:val="333333"/>
                 <w:sz w:val="18"/>
               </w:rPr>
               <w:t>Establishes a flex container, enabling one-dimensional layout alignment along axes.</w:t>
@@ -1638,17 +1648,18 @@
           <w:tcPr>
             <w:tcW w:type="dxa" w:w="3168"/>
             <w:tcMar>
-              <w:top w:w="80" w:type="dxa"/>
-              <w:bottom w:w="80" w:type="dxa"/>
-              <w:left w:w="120" w:type="dxa"/>
-              <w:right w:w="120" w:type="dxa"/>
+              <w:top w:w="60" w:type="dxa"/>
+              <w:bottom w:w="60" w:type="dxa"/>
+              <w:left w:w="100" w:type="dxa"/>
+              <w:right w:w="100" w:type="dxa"/>
             </w:tcMar>
           </w:tcPr>
           <w:p>
             <w:r>
               <w:rPr>
-                <w:rFonts w:ascii="Arial" w:hAnsi="Arial"/>
-                <w:color w:val="333333"/>
+                <w:rFonts w:ascii="Consolas" w:hAnsi="Consolas"/>
+                <w:b/>
+                <w:color w:val="1F4E79"/>
                 <w:sz w:val="18"/>
               </w:rPr>
               <w:t>justify-content</w:t>
@@ -1659,17 +1670,16 @@
           <w:tcPr>
             <w:tcW w:type="dxa" w:w="6624"/>
             <w:tcMar>
-              <w:top w:w="80" w:type="dxa"/>
-              <w:bottom w:w="80" w:type="dxa"/>
-              <w:left w:w="120" w:type="dxa"/>
-              <w:right w:w="120" w:type="dxa"/>
+              <w:top w:w="60" w:type="dxa"/>
+              <w:bottom w:w="60" w:type="dxa"/>
+              <w:left w:w="100" w:type="dxa"/>
+              <w:right w:w="100" w:type="dxa"/>
             </w:tcMar>
           </w:tcPr>
           <w:p>
             <w:r>
               <w:rPr>
                 <w:rFonts w:ascii="Arial" w:hAnsi="Arial"/>
-                <w:color w:val="333333"/>
                 <w:sz w:val="18"/>
               </w:rPr>
               <w:t>Defines alignment along the main axis (e.g., space-between for header logo and nav).</w:t>
@@ -1682,17 +1692,18 @@
           <w:tcPr>
             <w:tcW w:type="dxa" w:w="3168"/>
             <w:tcMar>
-              <w:top w:w="80" w:type="dxa"/>
-              <w:bottom w:w="80" w:type="dxa"/>
-              <w:left w:w="120" w:type="dxa"/>
-              <w:right w:w="120" w:type="dxa"/>
+              <w:top w:w="60" w:type="dxa"/>
+              <w:bottom w:w="60" w:type="dxa"/>
+              <w:left w:w="100" w:type="dxa"/>
+              <w:right w:w="100" w:type="dxa"/>
             </w:tcMar>
           </w:tcPr>
           <w:p>
             <w:r>
               <w:rPr>
-                <w:rFonts w:ascii="Arial" w:hAnsi="Arial"/>
-                <w:color w:val="333333"/>
+                <w:rFonts w:ascii="Consolas" w:hAnsi="Consolas"/>
+                <w:b/>
+                <w:color w:val="1F4E79"/>
                 <w:sz w:val="18"/>
               </w:rPr>
               <w:t>align-items</w:t>
@@ -1703,17 +1714,16 @@
           <w:tcPr>
             <w:tcW w:type="dxa" w:w="6624"/>
             <w:tcMar>
-              <w:top w:w="80" w:type="dxa"/>
-              <w:bottom w:w="80" w:type="dxa"/>
-              <w:left w:w="120" w:type="dxa"/>
-              <w:right w:w="120" w:type="dxa"/>
+              <w:top w:w="60" w:type="dxa"/>
+              <w:bottom w:w="60" w:type="dxa"/>
+              <w:left w:w="100" w:type="dxa"/>
+              <w:right w:w="100" w:type="dxa"/>
             </w:tcMar>
           </w:tcPr>
           <w:p>
             <w:r>
               <w:rPr>
                 <w:rFonts w:ascii="Arial" w:hAnsi="Arial"/>
-                <w:color w:val="333333"/>
                 <w:sz w:val="18"/>
               </w:rPr>
               <w:t>Controls alignment of flex items along the cross axis (e.g., center for vertical centering).</w:t>
@@ -1726,17 +1736,18 @@
           <w:tcPr>
             <w:tcW w:type="dxa" w:w="3168"/>
             <w:tcMar>
-              <w:top w:w="80" w:type="dxa"/>
-              <w:bottom w:w="80" w:type="dxa"/>
-              <w:left w:w="120" w:type="dxa"/>
-              <w:right w:w="120" w:type="dxa"/>
+              <w:top w:w="60" w:type="dxa"/>
+              <w:bottom w:w="60" w:type="dxa"/>
+              <w:left w:w="100" w:type="dxa"/>
+              <w:right w:w="100" w:type="dxa"/>
             </w:tcMar>
           </w:tcPr>
           <w:p>
             <w:r>
               <w:rPr>
-                <w:rFonts w:ascii="Arial" w:hAnsi="Arial"/>
-                <w:color w:val="333333"/>
+                <w:rFonts w:ascii="Consolas" w:hAnsi="Consolas"/>
+                <w:b/>
+                <w:color w:val="1F4E79"/>
                 <w:sz w:val="18"/>
               </w:rPr>
               <w:t>gap</w:t>
@@ -1747,17 +1758,16 @@
           <w:tcPr>
             <w:tcW w:type="dxa" w:w="6624"/>
             <w:tcMar>
-              <w:top w:w="80" w:type="dxa"/>
-              <w:bottom w:w="80" w:type="dxa"/>
-              <w:left w:w="120" w:type="dxa"/>
-              <w:right w:w="120" w:type="dxa"/>
+              <w:top w:w="60" w:type="dxa"/>
+              <w:bottom w:w="60" w:type="dxa"/>
+              <w:left w:w="100" w:type="dxa"/>
+              <w:right w:w="100" w:type="dxa"/>
             </w:tcMar>
           </w:tcPr>
           <w:p>
             <w:r>
               <w:rPr>
                 <w:rFonts w:ascii="Arial" w:hAnsi="Arial"/>
-                <w:color w:val="333333"/>
                 <w:sz w:val="18"/>
               </w:rPr>
               <w:t>Specifies the spacing between flex items without requiring child margin overrides.</w:t>
@@ -1765,346 +1775,33 @@
           </w:p>
         </w:tc>
       </w:tr>
-      <w:tr>
-        <w:tc>
-          <w:tcPr>
-            <w:tcW w:type="dxa" w:w="3168"/>
-            <w:tcMar>
-              <w:top w:w="80" w:type="dxa"/>
-              <w:bottom w:w="80" w:type="dxa"/>
-              <w:left w:w="120" w:type="dxa"/>
-              <w:right w:w="120" w:type="dxa"/>
-            </w:tcMar>
-          </w:tcPr>
-          <w:p>
-            <w:r>
-              <w:rPr>
-                <w:rFonts w:ascii="Arial" w:hAnsi="Arial"/>
-                <w:color w:val="333333"/>
-                <w:sz w:val="18"/>
-              </w:rPr>
-              <w:t>flex-wrap: wrap</w:t>
-            </w:r>
-          </w:p>
-        </w:tc>
-        <w:tc>
-          <w:tcPr>
-            <w:tcW w:type="dxa" w:w="6624"/>
-            <w:tcMar>
-              <w:top w:w="80" w:type="dxa"/>
-              <w:bottom w:w="80" w:type="dxa"/>
-              <w:left w:w="120" w:type="dxa"/>
-              <w:right w:w="120" w:type="dxa"/>
-            </w:tcMar>
-          </w:tcPr>
-          <w:p>
-            <w:r>
-              <w:rPr>
-                <w:rFonts w:ascii="Arial" w:hAnsi="Arial"/>
-                <w:color w:val="333333"/>
-                <w:sz w:val="18"/>
-              </w:rPr>
-              <w:t>Allows flex items to automatically wrap onto multiple lines on smaller viewports.</w:t>
-            </w:r>
-          </w:p>
-        </w:tc>
-      </w:tr>
-      <w:tr>
-        <w:tc>
-          <w:tcPr>
-            <w:tcW w:type="dxa" w:w="3168"/>
-            <w:tcMar>
-              <w:top w:w="80" w:type="dxa"/>
-              <w:bottom w:w="80" w:type="dxa"/>
-              <w:left w:w="120" w:type="dxa"/>
-              <w:right w:w="120" w:type="dxa"/>
-            </w:tcMar>
-          </w:tcPr>
-          <w:p>
-            <w:r>
-              <w:rPr>
-                <w:rFonts w:ascii="Arial" w:hAnsi="Arial"/>
-                <w:color w:val="333333"/>
-                <w:sz w:val="18"/>
-              </w:rPr>
-              <w:t>:hover</w:t>
-            </w:r>
-          </w:p>
-        </w:tc>
-        <w:tc>
-          <w:tcPr>
-            <w:tcW w:type="dxa" w:w="6624"/>
-            <w:tcMar>
-              <w:top w:w="80" w:type="dxa"/>
-              <w:bottom w:w="80" w:type="dxa"/>
-              <w:left w:w="120" w:type="dxa"/>
-              <w:right w:w="120" w:type="dxa"/>
-            </w:tcMar>
-          </w:tcPr>
-          <w:p>
-            <w:r>
-              <w:rPr>
-                <w:rFonts w:ascii="Arial" w:hAnsi="Arial"/>
-                <w:color w:val="333333"/>
-                <w:sz w:val="18"/>
-              </w:rPr>
-              <w:t>Pseudo-class triggered when the user hovers over an element (e.g. nav links and buttons).</w:t>
-            </w:r>
-          </w:p>
-        </w:tc>
-      </w:tr>
-      <w:tr>
-        <w:tc>
-          <w:tcPr>
-            <w:tcW w:type="dxa" w:w="3168"/>
-            <w:tcMar>
-              <w:top w:w="80" w:type="dxa"/>
-              <w:bottom w:w="80" w:type="dxa"/>
-              <w:left w:w="120" w:type="dxa"/>
-              <w:right w:w="120" w:type="dxa"/>
-            </w:tcMar>
-          </w:tcPr>
-          <w:p>
-            <w:r>
-              <w:rPr>
-                <w:rFonts w:ascii="Arial" w:hAnsi="Arial"/>
-                <w:color w:val="333333"/>
-                <w:sz w:val="18"/>
-              </w:rPr>
-              <w:t>:focus</w:t>
-            </w:r>
-          </w:p>
-        </w:tc>
-        <w:tc>
-          <w:tcPr>
-            <w:tcW w:type="dxa" w:w="6624"/>
-            <w:tcMar>
-              <w:top w:w="80" w:type="dxa"/>
-              <w:bottom w:w="80" w:type="dxa"/>
-              <w:left w:w="120" w:type="dxa"/>
-              <w:right w:w="120" w:type="dxa"/>
-            </w:tcMar>
-          </w:tcPr>
-          <w:p>
-            <w:r>
-              <w:rPr>
-                <w:rFonts w:ascii="Arial" w:hAnsi="Arial"/>
-                <w:color w:val="333333"/>
-                <w:sz w:val="18"/>
-              </w:rPr>
-              <w:t>Pseudo-class applied when an input receives focus, styling border color to turquoise #1abc9c.</w:t>
-            </w:r>
-          </w:p>
-        </w:tc>
-      </w:tr>
-      <w:tr>
-        <w:tc>
-          <w:tcPr>
-            <w:tcW w:type="dxa" w:w="3168"/>
-            <w:tcMar>
-              <w:top w:w="80" w:type="dxa"/>
-              <w:bottom w:w="80" w:type="dxa"/>
-              <w:left w:w="120" w:type="dxa"/>
-              <w:right w:w="120" w:type="dxa"/>
-            </w:tcMar>
-          </w:tcPr>
-          <w:p>
-            <w:r>
-              <w:rPr>
-                <w:rFonts w:ascii="Arial" w:hAnsi="Arial"/>
-                <w:color w:val="333333"/>
-                <w:sz w:val="18"/>
-              </w:rPr>
-              <w:t>border-radius</w:t>
-            </w:r>
-          </w:p>
-        </w:tc>
-        <w:tc>
-          <w:tcPr>
-            <w:tcW w:type="dxa" w:w="6624"/>
-            <w:tcMar>
-              <w:top w:w="80" w:type="dxa"/>
-              <w:bottom w:w="80" w:type="dxa"/>
-              <w:left w:w="120" w:type="dxa"/>
-              <w:right w:w="120" w:type="dxa"/>
-            </w:tcMar>
-          </w:tcPr>
-          <w:p>
-            <w:r>
-              <w:rPr>
-                <w:rFonts w:ascii="Arial" w:hAnsi="Arial"/>
-                <w:color w:val="333333"/>
-                <w:sz w:val="18"/>
-              </w:rPr>
-              <w:t>Rounds the corners of outer borders for buttons, cards, and input fields.</w:t>
-            </w:r>
-          </w:p>
-        </w:tc>
-      </w:tr>
-      <w:tr>
-        <w:tc>
-          <w:tcPr>
-            <w:tcW w:type="dxa" w:w="3168"/>
-            <w:tcMar>
-              <w:top w:w="80" w:type="dxa"/>
-              <w:bottom w:w="80" w:type="dxa"/>
-              <w:left w:w="120" w:type="dxa"/>
-              <w:right w:w="120" w:type="dxa"/>
-            </w:tcMar>
-          </w:tcPr>
-          <w:p>
-            <w:r>
-              <w:rPr>
-                <w:rFonts w:ascii="Arial" w:hAnsi="Arial"/>
-                <w:color w:val="333333"/>
-                <w:sz w:val="18"/>
-              </w:rPr>
-              <w:t>box-shadow</w:t>
-            </w:r>
-          </w:p>
-        </w:tc>
-        <w:tc>
-          <w:tcPr>
-            <w:tcW w:type="dxa" w:w="6624"/>
-            <w:tcMar>
-              <w:top w:w="80" w:type="dxa"/>
-              <w:bottom w:w="80" w:type="dxa"/>
-              <w:left w:w="120" w:type="dxa"/>
-              <w:right w:w="120" w:type="dxa"/>
-            </w:tcMar>
-          </w:tcPr>
-          <w:p>
-            <w:r>
-              <w:rPr>
-                <w:rFonts w:ascii="Arial" w:hAnsi="Arial"/>
-                <w:color w:val="333333"/>
-                <w:sz w:val="18"/>
-              </w:rPr>
-              <w:t>Adds soft depth and elevation shadows to content containers and cards.</w:t>
-            </w:r>
-          </w:p>
-        </w:tc>
-      </w:tr>
-      <w:tr>
-        <w:tc>
-          <w:tcPr>
-            <w:tcW w:type="dxa" w:w="3168"/>
-            <w:tcMar>
-              <w:top w:w="80" w:type="dxa"/>
-              <w:bottom w:w="80" w:type="dxa"/>
-              <w:left w:w="120" w:type="dxa"/>
-              <w:right w:w="120" w:type="dxa"/>
-            </w:tcMar>
-          </w:tcPr>
-          <w:p>
-            <w:r>
-              <w:rPr>
-                <w:rFonts w:ascii="Arial" w:hAnsi="Arial"/>
-                <w:color w:val="333333"/>
-                <w:sz w:val="18"/>
-              </w:rPr>
-              <w:t>line-height: 1.6</w:t>
-            </w:r>
-          </w:p>
-        </w:tc>
-        <w:tc>
-          <w:tcPr>
-            <w:tcW w:type="dxa" w:w="6624"/>
-            <w:tcMar>
-              <w:top w:w="80" w:type="dxa"/>
-              <w:bottom w:w="80" w:type="dxa"/>
-              <w:left w:w="120" w:type="dxa"/>
-              <w:right w:w="120" w:type="dxa"/>
-            </w:tcMar>
-          </w:tcPr>
-          <w:p>
-            <w:r>
-              <w:rPr>
-                <w:rFonts w:ascii="Arial" w:hAnsi="Arial"/>
-                <w:color w:val="333333"/>
-                <w:sz w:val="18"/>
-              </w:rPr>
-              <w:t>Sets relative line spacing for optimal typographic readability.</w:t>
-            </w:r>
-          </w:p>
-        </w:tc>
-      </w:tr>
-      <w:tr>
-        <w:tc>
-          <w:tcPr>
-            <w:tcW w:type="dxa" w:w="3168"/>
-            <w:tcMar>
-              <w:top w:w="80" w:type="dxa"/>
-              <w:bottom w:w="80" w:type="dxa"/>
-              <w:left w:w="120" w:type="dxa"/>
-              <w:right w:w="120" w:type="dxa"/>
-            </w:tcMar>
-          </w:tcPr>
-          <w:p>
-            <w:r>
-              <w:rPr>
-                <w:rFonts w:ascii="Arial" w:hAnsi="Arial"/>
-                <w:color w:val="333333"/>
-                <w:sz w:val="18"/>
-              </w:rPr>
-              <w:t>&lt;link rel="stylesheet"&gt;</w:t>
-            </w:r>
-          </w:p>
-        </w:tc>
-        <w:tc>
-          <w:tcPr>
-            <w:tcW w:type="dxa" w:w="6624"/>
-            <w:tcMar>
-              <w:top w:w="80" w:type="dxa"/>
-              <w:bottom w:w="80" w:type="dxa"/>
-              <w:left w:w="120" w:type="dxa"/>
-              <w:right w:w="120" w:type="dxa"/>
-            </w:tcMar>
-          </w:tcPr>
-          <w:p>
-            <w:r>
-              <w:rPr>
-                <w:rFonts w:ascii="Arial" w:hAnsi="Arial"/>
-                <w:color w:val="333333"/>
-                <w:sz w:val="18"/>
-              </w:rPr>
-              <w:t>Connects external CSS file into the HTML document head.</w:t>
-            </w:r>
-          </w:p>
-        </w:tc>
-      </w:tr>
     </w:tbl>
     <w:p>
       <w:pPr>
-        <w:spacing w:after="80"/>
-      </w:pPr>
-    </w:p>
-    <w:p>
-      <w:pPr>
-        <w:spacing w:before="120" w:after="120"/>
+        <w:spacing w:before="80" w:after="80"/>
         <w:pBdr>
-          <w:bottom w:val="single" w:sz="6" w:space="1" w:color="D0D0D0"/>
+          <w:bottom w:val="single" w:sz="6" w:space="1" w:color="CCCCCC"/>
         </w:pBdr>
       </w:pPr>
     </w:p>
     <w:p>
       <w:pPr>
         <w:keepNext/>
-        <w:spacing w:before="240" w:after="80"/>
+        <w:spacing w:before="160" w:after="60"/>
       </w:pPr>
       <w:r>
         <w:rPr>
           <w:rFonts w:ascii="Arial" w:hAnsi="Arial"/>
           <w:b/>
-          <w:color w:val="111111"/>
+          <w:color w:val="000000"/>
           <w:sz w:val="26"/>
         </w:rPr>
-        <w:t>8. TEST CASES AND EXECUTION DATA</w:t>
+        <w:t>8. TEST CASES AND EXECUTION DATA (WITH RELEVANT SCREENSHOTS)</w:t>
       </w:r>
     </w:p>
     <w:p>
       <w:pPr>
-        <w:spacing w:before="40" w:after="80" w:line="276" w:lineRule="auto"/>
+        <w:spacing w:before="40" w:after="60" w:line="276" w:lineRule="auto"/>
       </w:pPr>
       <w:r>
         <w:rPr>
@@ -2112,7 +1809,7 @@
           <w:color w:val="333333"/>
           <w:sz w:val="20"/>
         </w:rPr>
-        <w:t>The following test suite was executed manually in Google Chrome to verify CSS styling, responsive layout, and form focus:</w:t>
+        <w:t>The test suite below documents verified execution in Chrome, including 1 negative test case demonstrating an input validation failure:</w:t>
       </w:r>
     </w:p>
     <w:tbl>
@@ -2131,22 +1828,23 @@
         </w:tblBorders>
       </w:tblPr>
       <w:tblGrid>
-        <w:gridCol w:w="2016"/>
-        <w:gridCol w:w="2016"/>
-        <w:gridCol w:w="2016"/>
-        <w:gridCol w:w="2016"/>
-        <w:gridCol w:w="2016"/>
+        <w:gridCol w:w="1680"/>
+        <w:gridCol w:w="1680"/>
+        <w:gridCol w:w="1680"/>
+        <w:gridCol w:w="1680"/>
+        <w:gridCol w:w="1680"/>
+        <w:gridCol w:w="1680"/>
       </w:tblGrid>
       <w:tr>
         <w:tc>
           <w:tcPr>
-            <w:tcW w:type="dxa" w:w="1152"/>
+            <w:tcW w:type="dxa" w:w="864"/>
             <w:shd w:fill="F2F2F2"/>
             <w:tcMar>
-              <w:top w:w="100" w:type="dxa"/>
-              <w:bottom w:w="100" w:type="dxa"/>
-              <w:left w:w="120" w:type="dxa"/>
-              <w:right w:w="120" w:type="dxa"/>
+              <w:top w:w="80" w:type="dxa"/>
+              <w:bottom w:w="80" w:type="dxa"/>
+              <w:left w:w="80" w:type="dxa"/>
+              <w:right w:w="80" w:type="dxa"/>
             </w:tcMar>
           </w:tcPr>
           <w:p>
@@ -2154,8 +1852,7 @@
               <w:rPr>
                 <w:rFonts w:ascii="Arial" w:hAnsi="Arial"/>
                 <w:b/>
-                <w:color w:val="111111"/>
-                <w:sz w:val="19"/>
+                <w:sz w:val="17"/>
               </w:rPr>
               <w:t>TC ID</w:t>
             </w:r>
@@ -2163,13 +1860,13 @@
         </w:tc>
         <w:tc>
           <w:tcPr>
-            <w:tcW w:type="dxa" w:w="2304"/>
+            <w:tcW w:type="dxa" w:w="1584"/>
             <w:shd w:fill="F2F2F2"/>
             <w:tcMar>
-              <w:top w:w="100" w:type="dxa"/>
-              <w:bottom w:w="100" w:type="dxa"/>
-              <w:left w:w="120" w:type="dxa"/>
-              <w:right w:w="120" w:type="dxa"/>
+              <w:top w:w="80" w:type="dxa"/>
+              <w:bottom w:w="80" w:type="dxa"/>
+              <w:left w:w="80" w:type="dxa"/>
+              <w:right w:w="80" w:type="dxa"/>
             </w:tcMar>
           </w:tcPr>
           <w:p>
@@ -2177,8 +1874,7 @@
               <w:rPr>
                 <w:rFonts w:ascii="Arial" w:hAnsi="Arial"/>
                 <w:b/>
-                <w:color w:val="111111"/>
-                <w:sz w:val="19"/>
+                <w:sz w:val="17"/>
               </w:rPr>
               <w:t>Test Description</w:t>
             </w:r>
@@ -2186,13 +1882,13 @@
         </w:tc>
         <w:tc>
           <w:tcPr>
-            <w:tcW w:type="dxa" w:w="2592"/>
+            <w:tcW w:type="dxa" w:w="1584"/>
             <w:shd w:fill="F2F2F2"/>
             <w:tcMar>
-              <w:top w:w="100" w:type="dxa"/>
-              <w:bottom w:w="100" w:type="dxa"/>
-              <w:left w:w="120" w:type="dxa"/>
-              <w:right w:w="120" w:type="dxa"/>
+              <w:top w:w="80" w:type="dxa"/>
+              <w:bottom w:w="80" w:type="dxa"/>
+              <w:left w:w="80" w:type="dxa"/>
+              <w:right w:w="80" w:type="dxa"/>
             </w:tcMar>
           </w:tcPr>
           <w:p>
@@ -2200,10 +1896,31 @@
               <w:rPr>
                 <w:rFonts w:ascii="Arial" w:hAnsi="Arial"/>
                 <w:b/>
-                <w:color w:val="111111"/>
-                <w:sz w:val="19"/>
+                <w:sz w:val="17"/>
               </w:rPr>
               <w:t>Input / Action</w:t>
+            </w:r>
+          </w:p>
+        </w:tc>
+        <w:tc>
+          <w:tcPr>
+            <w:tcW w:type="dxa" w:w="2016"/>
+            <w:shd w:fill="F2F2F2"/>
+            <w:tcMar>
+              <w:top w:w="80" w:type="dxa"/>
+              <w:bottom w:w="80" w:type="dxa"/>
+              <w:left w:w="80" w:type="dxa"/>
+              <w:right w:w="80" w:type="dxa"/>
+            </w:tcMar>
+          </w:tcPr>
+          <w:p>
+            <w:r>
+              <w:rPr>
+                <w:rFonts w:ascii="Arial" w:hAnsi="Arial"/>
+                <w:b/>
+                <w:sz w:val="17"/>
+              </w:rPr>
+              <w:t>Expected Result</w:t>
             </w:r>
           </w:p>
         </w:tc>
@@ -2212,10 +1929,10 @@
             <w:tcW w:type="dxa" w:w="2880"/>
             <w:shd w:fill="F2F2F2"/>
             <w:tcMar>
-              <w:top w:w="100" w:type="dxa"/>
-              <w:bottom w:w="100" w:type="dxa"/>
-              <w:left w:w="120" w:type="dxa"/>
-              <w:right w:w="120" w:type="dxa"/>
+              <w:top w:w="80" w:type="dxa"/>
+              <w:bottom w:w="80" w:type="dxa"/>
+              <w:left w:w="80" w:type="dxa"/>
+              <w:right w:w="80" w:type="dxa"/>
             </w:tcMar>
           </w:tcPr>
           <w:p>
@@ -2223,10 +1940,9 @@
               <w:rPr>
                 <w:rFonts w:ascii="Arial" w:hAnsi="Arial"/>
                 <w:b/>
-                <w:color w:val="111111"/>
-                <w:sz w:val="19"/>
+                <w:sz w:val="17"/>
               </w:rPr>
-              <w:t>Expected Result</w:t>
+              <w:t>Relevant Execution Screenshot</w:t>
             </w:r>
           </w:p>
         </w:tc>
@@ -2235,10 +1951,10 @@
             <w:tcW w:type="dxa" w:w="864"/>
             <w:shd w:fill="F2F2F2"/>
             <w:tcMar>
-              <w:top w:w="100" w:type="dxa"/>
-              <w:bottom w:w="100" w:type="dxa"/>
-              <w:left w:w="120" w:type="dxa"/>
-              <w:right w:w="120" w:type="dxa"/>
+              <w:top w:w="80" w:type="dxa"/>
+              <w:bottom w:w="80" w:type="dxa"/>
+              <w:left w:w="80" w:type="dxa"/>
+              <w:right w:w="80" w:type="dxa"/>
             </w:tcMar>
           </w:tcPr>
           <w:p>
@@ -2246,8 +1962,7 @@
               <w:rPr>
                 <w:rFonts w:ascii="Arial" w:hAnsi="Arial"/>
                 <w:b/>
-                <w:color w:val="111111"/>
-                <w:sz w:val="19"/>
+                <w:sz w:val="17"/>
               </w:rPr>
               <w:t>Status</w:t>
             </w:r>
@@ -2257,20 +1972,20 @@
       <w:tr>
         <w:tc>
           <w:tcPr>
-            <w:tcW w:type="dxa" w:w="1152"/>
+            <w:tcW w:type="dxa" w:w="864"/>
             <w:tcMar>
-              <w:top w:w="80" w:type="dxa"/>
-              <w:bottom w:w="80" w:type="dxa"/>
-              <w:left w:w="120" w:type="dxa"/>
-              <w:right w:w="120" w:type="dxa"/>
+              <w:top w:w="60" w:type="dxa"/>
+              <w:bottom w:w="60" w:type="dxa"/>
+              <w:left w:w="80" w:type="dxa"/>
+              <w:right w:w="80" w:type="dxa"/>
             </w:tcMar>
           </w:tcPr>
           <w:p>
             <w:r>
               <w:rPr>
                 <w:rFonts w:ascii="Arial" w:hAnsi="Arial"/>
-                <w:color w:val="333333"/>
-                <w:sz w:val="18"/>
+                <w:b/>
+                <w:sz w:val="16"/>
               </w:rPr>
               <w:t>TC-01</w:t>
             </w:r>
@@ -2278,20 +1993,19 @@
         </w:tc>
         <w:tc>
           <w:tcPr>
-            <w:tcW w:type="dxa" w:w="2304"/>
+            <w:tcW w:type="dxa" w:w="1584"/>
             <w:tcMar>
-              <w:top w:w="80" w:type="dxa"/>
-              <w:bottom w:w="80" w:type="dxa"/>
-              <w:left w:w="120" w:type="dxa"/>
-              <w:right w:w="120" w:type="dxa"/>
+              <w:top w:w="60" w:type="dxa"/>
+              <w:bottom w:w="60" w:type="dxa"/>
+              <w:left w:w="80" w:type="dxa"/>
+              <w:right w:w="80" w:type="dxa"/>
             </w:tcMar>
           </w:tcPr>
           <w:p>
             <w:r>
               <w:rPr>
                 <w:rFonts w:ascii="Arial" w:hAnsi="Arial"/>
-                <w:color w:val="333333"/>
-                <w:sz w:val="18"/>
+                <w:sz w:val="16"/>
               </w:rPr>
               <w:t>External Stylesheet Linkage</w:t>
             </w:r>
@@ -2299,43 +2013,83 @@
         </w:tc>
         <w:tc>
           <w:tcPr>
-            <w:tcW w:type="dxa" w:w="2592"/>
+            <w:tcW w:type="dxa" w:w="1584"/>
             <w:tcMar>
-              <w:top w:w="80" w:type="dxa"/>
-              <w:bottom w:w="80" w:type="dxa"/>
-              <w:left w:w="120" w:type="dxa"/>
-              <w:right w:w="120" w:type="dxa"/>
+              <w:top w:w="60" w:type="dxa"/>
+              <w:bottom w:w="60" w:type="dxa"/>
+              <w:left w:w="80" w:type="dxa"/>
+              <w:right w:w="80" w:type="dxa"/>
             </w:tcMar>
           </w:tcPr>
           <w:p>
             <w:r>
               <w:rPr>
                 <w:rFonts w:ascii="Arial" w:hAnsi="Arial"/>
-                <w:color w:val="333333"/>
-                <w:sz w:val="18"/>
+                <w:sz w:val="16"/>
               </w:rPr>
-              <w:t>Load index.html in browser</w:t>
+              <w:t>Inspect &lt;link rel='stylesheet'&gt;</w:t>
+            </w:r>
+          </w:p>
+        </w:tc>
+        <w:tc>
+          <w:tcPr>
+            <w:tcW w:type="dxa" w:w="2016"/>
+            <w:tcMar>
+              <w:top w:w="60" w:type="dxa"/>
+              <w:bottom w:w="60" w:type="dxa"/>
+              <w:left w:w="80" w:type="dxa"/>
+              <w:right w:w="80" w:type="dxa"/>
+            </w:tcMar>
+          </w:tcPr>
+          <w:p>
+            <w:r>
+              <w:rPr>
+                <w:rFonts w:ascii="Arial" w:hAnsi="Arial"/>
+                <w:sz w:val="16"/>
+              </w:rPr>
+              <w:t>Stylesheet loaded and parsed without errors</w:t>
             </w:r>
           </w:p>
         </w:tc>
         <w:tc>
           <w:tcPr>
             <w:tcW w:type="dxa" w:w="2880"/>
-            <w:tcMar>
-              <w:top w:w="80" w:type="dxa"/>
-              <w:bottom w:w="80" w:type="dxa"/>
-              <w:left w:w="120" w:type="dxa"/>
-              <w:right w:w="120" w:type="dxa"/>
-            </w:tcMar>
           </w:tcPr>
           <w:p>
+            <w:r/>
             <w:r>
-              <w:rPr>
-                <w:rFonts w:ascii="Arial" w:hAnsi="Arial"/>
-                <w:color w:val="333333"/>
-                <w:sz w:val="18"/>
-              </w:rPr>
-              <w:t>Stylesheet loaded; background displays #f4f7f6 and typography matches Arial</w:t>
+              <w:drawing>
+                <wp:inline xmlns:a="http://schemas.openxmlformats.org/drawingml/2006/main" xmlns:pic="http://schemas.openxmlformats.org/drawingml/2006/picture">
+                  <wp:extent cx="1691640" cy="97578"/>
+                  <wp:docPr id="1" name="Picture 1"/>
+                  <wp:cNvGraphicFramePr>
+                    <a:graphicFrameLocks noChangeAspect="1"/>
+                  </wp:cNvGraphicFramePr>
+                  <a:graphic>
+                    <a:graphicData uri="http://schemas.openxmlformats.org/drawingml/2006/picture">
+                      <pic:pic>
+                        <pic:nvPicPr>
+                          <pic:cNvPr id="0" name="exp2_tc1.png"/>
+                          <pic:cNvPicPr/>
+                        </pic:nvPicPr>
+                        <pic:blipFill>
+                          <a:blip r:embed="rId9"/>
+                          <a:stretch>
+                            <a:fillRect/>
+                          </a:stretch>
+                        </pic:blipFill>
+                        <pic:spPr>
+                          <a:xfrm>
+                            <a:off x="0" y="0"/>
+                            <a:ext cx="1691640" cy="97578"/>
+                          </a:xfrm>
+                          <a:prstGeom prst="rect"/>
+                        </pic:spPr>
+                      </pic:pic>
+                    </a:graphicData>
+                  </a:graphic>
+                </wp:inline>
+              </w:drawing>
             </w:r>
           </w:p>
         </w:tc>
@@ -2343,10 +2097,10 @@
           <w:tcPr>
             <w:tcW w:type="dxa" w:w="864"/>
             <w:tcMar>
-              <w:top w:w="80" w:type="dxa"/>
-              <w:bottom w:w="80" w:type="dxa"/>
-              <w:left w:w="120" w:type="dxa"/>
-              <w:right w:w="120" w:type="dxa"/>
+              <w:top w:w="60" w:type="dxa"/>
+              <w:bottom w:w="60" w:type="dxa"/>
+              <w:left w:w="80" w:type="dxa"/>
+              <w:right w:w="80" w:type="dxa"/>
             </w:tcMar>
           </w:tcPr>
           <w:p>
@@ -2355,7 +2109,7 @@
                 <w:rFonts w:ascii="Arial" w:hAnsi="Arial"/>
                 <w:b/>
                 <w:color w:val="1B5E20"/>
-                <w:sz w:val="18"/>
+                <w:sz w:val="16"/>
               </w:rPr>
               <w:t>Pass</w:t>
             </w:r>
@@ -2365,20 +2119,20 @@
       <w:tr>
         <w:tc>
           <w:tcPr>
-            <w:tcW w:type="dxa" w:w="1152"/>
+            <w:tcW w:type="dxa" w:w="864"/>
             <w:tcMar>
-              <w:top w:w="80" w:type="dxa"/>
-              <w:bottom w:w="80" w:type="dxa"/>
-              <w:left w:w="120" w:type="dxa"/>
-              <w:right w:w="120" w:type="dxa"/>
+              <w:top w:w="60" w:type="dxa"/>
+              <w:bottom w:w="60" w:type="dxa"/>
+              <w:left w:w="80" w:type="dxa"/>
+              <w:right w:w="80" w:type="dxa"/>
             </w:tcMar>
           </w:tcPr>
           <w:p>
             <w:r>
               <w:rPr>
                 <w:rFonts w:ascii="Arial" w:hAnsi="Arial"/>
-                <w:color w:val="333333"/>
-                <w:sz w:val="18"/>
+                <w:b/>
+                <w:sz w:val="16"/>
               </w:rPr>
               <w:t>TC-02</w:t>
             </w:r>
@@ -2386,20 +2140,19 @@
         </w:tc>
         <w:tc>
           <w:tcPr>
-            <w:tcW w:type="dxa" w:w="2304"/>
+            <w:tcW w:type="dxa" w:w="1584"/>
             <w:tcMar>
-              <w:top w:w="80" w:type="dxa"/>
-              <w:bottom w:w="80" w:type="dxa"/>
-              <w:left w:w="120" w:type="dxa"/>
-              <w:right w:w="120" w:type="dxa"/>
+              <w:top w:w="60" w:type="dxa"/>
+              <w:bottom w:w="60" w:type="dxa"/>
+              <w:left w:w="80" w:type="dxa"/>
+              <w:right w:w="80" w:type="dxa"/>
             </w:tcMar>
           </w:tcPr>
           <w:p>
             <w:r>
               <w:rPr>
                 <w:rFonts w:ascii="Arial" w:hAnsi="Arial"/>
-                <w:color w:val="333333"/>
-                <w:sz w:val="18"/>
+                <w:sz w:val="16"/>
               </w:rPr>
               <w:t>Navigation Bar Hover State</w:t>
             </w:r>
@@ -2407,43 +2160,83 @@
         </w:tc>
         <w:tc>
           <w:tcPr>
-            <w:tcW w:type="dxa" w:w="2592"/>
+            <w:tcW w:type="dxa" w:w="1584"/>
             <w:tcMar>
-              <w:top w:w="80" w:type="dxa"/>
-              <w:bottom w:w="80" w:type="dxa"/>
-              <w:left w:w="120" w:type="dxa"/>
-              <w:right w:w="120" w:type="dxa"/>
+              <w:top w:w="60" w:type="dxa"/>
+              <w:bottom w:w="60" w:type="dxa"/>
+              <w:left w:w="80" w:type="dxa"/>
+              <w:right w:w="80" w:type="dxa"/>
             </w:tcMar>
           </w:tcPr>
           <w:p>
             <w:r>
               <w:rPr>
                 <w:rFonts w:ascii="Arial" w:hAnsi="Arial"/>
-                <w:color w:val="333333"/>
-                <w:sz w:val="18"/>
+                <w:sz w:val="16"/>
               </w:rPr>
-              <w:t>Hover over navigation links</w:t>
+              <w:t>Hover over nav items</w:t>
+            </w:r>
+          </w:p>
+        </w:tc>
+        <w:tc>
+          <w:tcPr>
+            <w:tcW w:type="dxa" w:w="2016"/>
+            <w:tcMar>
+              <w:top w:w="60" w:type="dxa"/>
+              <w:bottom w:w="60" w:type="dxa"/>
+              <w:left w:w="80" w:type="dxa"/>
+              <w:right w:w="80" w:type="dxa"/>
+            </w:tcMar>
+          </w:tcPr>
+          <w:p>
+            <w:r>
+              <w:rPr>
+                <w:rFonts w:ascii="Arial" w:hAnsi="Arial"/>
+                <w:sz w:val="16"/>
+              </w:rPr>
+              <w:t>Color transition and underline animation applied</w:t>
             </w:r>
           </w:p>
         </w:tc>
         <w:tc>
           <w:tcPr>
             <w:tcW w:type="dxa" w:w="2880"/>
-            <w:tcMar>
-              <w:top w:w="80" w:type="dxa"/>
-              <w:bottom w:w="80" w:type="dxa"/>
-              <w:left w:w="120" w:type="dxa"/>
-              <w:right w:w="120" w:type="dxa"/>
-            </w:tcMar>
           </w:tcPr>
           <w:p>
+            <w:r/>
             <w:r>
-              <w:rPr>
-                <w:rFonts w:ascii="Arial" w:hAnsi="Arial"/>
-                <w:color w:val="333333"/>
-                <w:sz w:val="18"/>
-              </w:rPr>
-              <w:t>Link text color changes to bright turquoise #1abc9c</w:t>
+              <w:drawing>
+                <wp:inline xmlns:a="http://schemas.openxmlformats.org/drawingml/2006/main" xmlns:pic="http://schemas.openxmlformats.org/drawingml/2006/picture">
+                  <wp:extent cx="1691640" cy="177414"/>
+                  <wp:docPr id="2" name="Picture 2"/>
+                  <wp:cNvGraphicFramePr>
+                    <a:graphicFrameLocks noChangeAspect="1"/>
+                  </wp:cNvGraphicFramePr>
+                  <a:graphic>
+                    <a:graphicData uri="http://schemas.openxmlformats.org/drawingml/2006/picture">
+                      <pic:pic>
+                        <pic:nvPicPr>
+                          <pic:cNvPr id="0" name="exp2_tc2.png"/>
+                          <pic:cNvPicPr/>
+                        </pic:nvPicPr>
+                        <pic:blipFill>
+                          <a:blip r:embed="rId10"/>
+                          <a:stretch>
+                            <a:fillRect/>
+                          </a:stretch>
+                        </pic:blipFill>
+                        <pic:spPr>
+                          <a:xfrm>
+                            <a:off x="0" y="0"/>
+                            <a:ext cx="1691640" cy="177414"/>
+                          </a:xfrm>
+                          <a:prstGeom prst="rect"/>
+                        </pic:spPr>
+                      </pic:pic>
+                    </a:graphicData>
+                  </a:graphic>
+                </wp:inline>
+              </w:drawing>
             </w:r>
           </w:p>
         </w:tc>
@@ -2451,10 +2244,10 @@
           <w:tcPr>
             <w:tcW w:type="dxa" w:w="864"/>
             <w:tcMar>
-              <w:top w:w="80" w:type="dxa"/>
-              <w:bottom w:w="80" w:type="dxa"/>
-              <w:left w:w="120" w:type="dxa"/>
-              <w:right w:w="120" w:type="dxa"/>
+              <w:top w:w="60" w:type="dxa"/>
+              <w:bottom w:w="60" w:type="dxa"/>
+              <w:left w:w="80" w:type="dxa"/>
+              <w:right w:w="80" w:type="dxa"/>
             </w:tcMar>
           </w:tcPr>
           <w:p>
@@ -2463,7 +2256,7 @@
                 <w:rFonts w:ascii="Arial" w:hAnsi="Arial"/>
                 <w:b/>
                 <w:color w:val="1B5E20"/>
-                <w:sz w:val="18"/>
+                <w:sz w:val="16"/>
               </w:rPr>
               <w:t>Pass</w:t>
             </w:r>
@@ -2473,20 +2266,20 @@
       <w:tr>
         <w:tc>
           <w:tcPr>
-            <w:tcW w:type="dxa" w:w="1152"/>
+            <w:tcW w:type="dxa" w:w="864"/>
             <w:tcMar>
-              <w:top w:w="80" w:type="dxa"/>
-              <w:bottom w:w="80" w:type="dxa"/>
-              <w:left w:w="120" w:type="dxa"/>
-              <w:right w:w="120" w:type="dxa"/>
+              <w:top w:w="60" w:type="dxa"/>
+              <w:bottom w:w="60" w:type="dxa"/>
+              <w:left w:w="80" w:type="dxa"/>
+              <w:right w:w="80" w:type="dxa"/>
             </w:tcMar>
           </w:tcPr>
           <w:p>
             <w:r>
               <w:rPr>
                 <w:rFonts w:ascii="Arial" w:hAnsi="Arial"/>
-                <w:color w:val="333333"/>
-                <w:sz w:val="18"/>
+                <w:b/>
+                <w:sz w:val="16"/>
               </w:rPr>
               <w:t>TC-03</w:t>
             </w:r>
@@ -2494,64 +2287,103 @@
         </w:tc>
         <w:tc>
           <w:tcPr>
-            <w:tcW w:type="dxa" w:w="2304"/>
+            <w:tcW w:type="dxa" w:w="1584"/>
             <w:tcMar>
-              <w:top w:w="80" w:type="dxa"/>
-              <w:bottom w:w="80" w:type="dxa"/>
-              <w:left w:w="120" w:type="dxa"/>
-              <w:right w:w="120" w:type="dxa"/>
+              <w:top w:w="60" w:type="dxa"/>
+              <w:bottom w:w="60" w:type="dxa"/>
+              <w:left w:w="80" w:type="dxa"/>
+              <w:right w:w="80" w:type="dxa"/>
             </w:tcMar>
           </w:tcPr>
           <w:p>
             <w:r>
               <w:rPr>
                 <w:rFonts w:ascii="Arial" w:hAnsi="Arial"/>
-                <w:color w:val="333333"/>
-                <w:sz w:val="18"/>
+                <w:sz w:val="16"/>
               </w:rPr>
-              <w:t>Hero Call-to-Action Hover</w:t>
+              <w:t>Hobby Card Flex Layout</w:t>
             </w:r>
           </w:p>
         </w:tc>
         <w:tc>
           <w:tcPr>
-            <w:tcW w:type="dxa" w:w="2592"/>
+            <w:tcW w:type="dxa" w:w="1584"/>
             <w:tcMar>
-              <w:top w:w="80" w:type="dxa"/>
-              <w:bottom w:w="80" w:type="dxa"/>
-              <w:left w:w="120" w:type="dxa"/>
-              <w:right w:w="120" w:type="dxa"/>
+              <w:top w:w="60" w:type="dxa"/>
+              <w:bottom w:w="60" w:type="dxa"/>
+              <w:left w:w="80" w:type="dxa"/>
+              <w:right w:w="80" w:type="dxa"/>
             </w:tcMar>
           </w:tcPr>
           <w:p>
             <w:r>
               <w:rPr>
                 <w:rFonts w:ascii="Arial" w:hAnsi="Arial"/>
-                <w:color w:val="333333"/>
-                <w:sz w:val="18"/>
+                <w:sz w:val="16"/>
               </w:rPr>
-              <w:t>Hover over 'Learn More' button</w:t>
+              <w:t>Inspect .cards-container</w:t>
+            </w:r>
+          </w:p>
+        </w:tc>
+        <w:tc>
+          <w:tcPr>
+            <w:tcW w:type="dxa" w:w="2016"/>
+            <w:tcMar>
+              <w:top w:w="60" w:type="dxa"/>
+              <w:bottom w:w="60" w:type="dxa"/>
+              <w:left w:w="80" w:type="dxa"/>
+              <w:right w:w="80" w:type="dxa"/>
+            </w:tcMar>
+          </w:tcPr>
+          <w:p>
+            <w:r>
+              <w:rPr>
+                <w:rFonts w:ascii="Arial" w:hAnsi="Arial"/>
+                <w:sz w:val="16"/>
+              </w:rPr>
+              <w:t>Flex items align horizontally and wrap cleanly</w:t>
             </w:r>
           </w:p>
         </w:tc>
         <w:tc>
           <w:tcPr>
             <w:tcW w:type="dxa" w:w="2880"/>
-            <w:tcMar>
-              <w:top w:w="80" w:type="dxa"/>
-              <w:bottom w:w="80" w:type="dxa"/>
-              <w:left w:w="120" w:type="dxa"/>
-              <w:right w:w="120" w:type="dxa"/>
-            </w:tcMar>
           </w:tcPr>
           <w:p>
+            <w:r/>
             <w:r>
-              <w:rPr>
-                <w:rFonts w:ascii="Arial" w:hAnsi="Arial"/>
-                <w:color w:val="333333"/>
-                <w:sz w:val="18"/>
-              </w:rPr>
-              <w:t>Button background transitions smoothly to dark emerald #16a085</w:t>
+              <w:drawing>
+                <wp:inline xmlns:a="http://schemas.openxmlformats.org/drawingml/2006/main" xmlns:pic="http://schemas.openxmlformats.org/drawingml/2006/picture">
+                  <wp:extent cx="1691640" cy="177414"/>
+                  <wp:docPr id="3" name="Picture 3"/>
+                  <wp:cNvGraphicFramePr>
+                    <a:graphicFrameLocks noChangeAspect="1"/>
+                  </wp:cNvGraphicFramePr>
+                  <a:graphic>
+                    <a:graphicData uri="http://schemas.openxmlformats.org/drawingml/2006/picture">
+                      <pic:pic>
+                        <pic:nvPicPr>
+                          <pic:cNvPr id="0" name="exp2_tc3.png"/>
+                          <pic:cNvPicPr/>
+                        </pic:nvPicPr>
+                        <pic:blipFill>
+                          <a:blip r:embed="rId11"/>
+                          <a:stretch>
+                            <a:fillRect/>
+                          </a:stretch>
+                        </pic:blipFill>
+                        <pic:spPr>
+                          <a:xfrm>
+                            <a:off x="0" y="0"/>
+                            <a:ext cx="1691640" cy="177414"/>
+                          </a:xfrm>
+                          <a:prstGeom prst="rect"/>
+                        </pic:spPr>
+                      </pic:pic>
+                    </a:graphicData>
+                  </a:graphic>
+                </wp:inline>
+              </w:drawing>
             </w:r>
           </w:p>
         </w:tc>
@@ -2559,10 +2391,10 @@
           <w:tcPr>
             <w:tcW w:type="dxa" w:w="864"/>
             <w:tcMar>
-              <w:top w:w="80" w:type="dxa"/>
-              <w:bottom w:w="80" w:type="dxa"/>
-              <w:left w:w="120" w:type="dxa"/>
-              <w:right w:w="120" w:type="dxa"/>
+              <w:top w:w="60" w:type="dxa"/>
+              <w:bottom w:w="60" w:type="dxa"/>
+              <w:left w:w="80" w:type="dxa"/>
+              <w:right w:w="80" w:type="dxa"/>
             </w:tcMar>
           </w:tcPr>
           <w:p>
@@ -2571,7 +2403,7 @@
                 <w:rFonts w:ascii="Arial" w:hAnsi="Arial"/>
                 <w:b/>
                 <w:color w:val="1B5E20"/>
-                <w:sz w:val="18"/>
+                <w:sz w:val="16"/>
               </w:rPr>
               <w:t>Pass</w:t>
             </w:r>
@@ -2581,20 +2413,20 @@
       <w:tr>
         <w:tc>
           <w:tcPr>
-            <w:tcW w:type="dxa" w:w="1152"/>
+            <w:tcW w:type="dxa" w:w="864"/>
             <w:tcMar>
-              <w:top w:w="80" w:type="dxa"/>
-              <w:bottom w:w="80" w:type="dxa"/>
-              <w:left w:w="120" w:type="dxa"/>
-              <w:right w:w="120" w:type="dxa"/>
+              <w:top w:w="60" w:type="dxa"/>
+              <w:bottom w:w="60" w:type="dxa"/>
+              <w:left w:w="80" w:type="dxa"/>
+              <w:right w:w="80" w:type="dxa"/>
             </w:tcMar>
           </w:tcPr>
           <w:p>
             <w:r>
               <w:rPr>
                 <w:rFonts w:ascii="Arial" w:hAnsi="Arial"/>
-                <w:color w:val="333333"/>
-                <w:sz w:val="18"/>
+                <w:b/>
+                <w:sz w:val="16"/>
               </w:rPr>
               <w:t>TC-04</w:t>
             </w:r>
@@ -2602,64 +2434,103 @@
         </w:tc>
         <w:tc>
           <w:tcPr>
-            <w:tcW w:type="dxa" w:w="2304"/>
+            <w:tcW w:type="dxa" w:w="1584"/>
             <w:tcMar>
-              <w:top w:w="80" w:type="dxa"/>
-              <w:bottom w:w="80" w:type="dxa"/>
-              <w:left w:w="120" w:type="dxa"/>
-              <w:right w:w="120" w:type="dxa"/>
+              <w:top w:w="60" w:type="dxa"/>
+              <w:bottom w:w="60" w:type="dxa"/>
+              <w:left w:w="80" w:type="dxa"/>
+              <w:right w:w="80" w:type="dxa"/>
             </w:tcMar>
           </w:tcPr>
           <w:p>
             <w:r>
               <w:rPr>
                 <w:rFonts w:ascii="Arial" w:hAnsi="Arial"/>
-                <w:color w:val="333333"/>
-                <w:sz w:val="18"/>
+                <w:sz w:val="16"/>
               </w:rPr>
-              <w:t>Hobby Card Flex Layout</w:t>
+              <w:t>Form Input Focus Styling</w:t>
             </w:r>
           </w:p>
         </w:tc>
         <w:tc>
           <w:tcPr>
-            <w:tcW w:type="dxa" w:w="2592"/>
+            <w:tcW w:type="dxa" w:w="1584"/>
             <w:tcMar>
-              <w:top w:w="80" w:type="dxa"/>
-              <w:bottom w:w="80" w:type="dxa"/>
-              <w:left w:w="120" w:type="dxa"/>
-              <w:right w:w="120" w:type="dxa"/>
+              <w:top w:w="60" w:type="dxa"/>
+              <w:bottom w:w="60" w:type="dxa"/>
+              <w:left w:w="80" w:type="dxa"/>
+              <w:right w:w="80" w:type="dxa"/>
             </w:tcMar>
           </w:tcPr>
           <w:p>
             <w:r>
               <w:rPr>
                 <w:rFonts w:ascii="Arial" w:hAnsi="Arial"/>
-                <w:color w:val="333333"/>
-                <w:sz w:val="18"/>
+                <w:sz w:val="16"/>
               </w:rPr>
-              <w:t>View Hobbies section</w:t>
+              <w:t>Click inside input fields</w:t>
+            </w:r>
+          </w:p>
+        </w:tc>
+        <w:tc>
+          <w:tcPr>
+            <w:tcW w:type="dxa" w:w="2016"/>
+            <w:tcMar>
+              <w:top w:w="60" w:type="dxa"/>
+              <w:bottom w:w="60" w:type="dxa"/>
+              <w:left w:w="80" w:type="dxa"/>
+              <w:right w:w="80" w:type="dxa"/>
+            </w:tcMar>
+          </w:tcPr>
+          <w:p>
+            <w:r>
+              <w:rPr>
+                <w:rFonts w:ascii="Arial" w:hAnsi="Arial"/>
+                <w:sz w:val="16"/>
+              </w:rPr>
+              <w:t>Blue highlight border and subtle glow effect active</w:t>
             </w:r>
           </w:p>
         </w:tc>
         <w:tc>
           <w:tcPr>
             <w:tcW w:type="dxa" w:w="2880"/>
-            <w:tcMar>
-              <w:top w:w="80" w:type="dxa"/>
-              <w:bottom w:w="80" w:type="dxa"/>
-              <w:left w:w="120" w:type="dxa"/>
-              <w:right w:w="120" w:type="dxa"/>
-            </w:tcMar>
           </w:tcPr>
           <w:p>
+            <w:r/>
             <w:r>
-              <w:rPr>
-                <w:rFonts w:ascii="Arial" w:hAnsi="Arial"/>
-                <w:color w:val="333333"/>
-                <w:sz w:val="18"/>
-              </w:rPr>
-              <w:t>3 cards (Coding, Reading, Gaming) display horizontally with equal spacing</w:t>
+              <w:drawing>
+                <wp:inline xmlns:a="http://schemas.openxmlformats.org/drawingml/2006/main" xmlns:pic="http://schemas.openxmlformats.org/drawingml/2006/picture">
+                  <wp:extent cx="1691640" cy="177414"/>
+                  <wp:docPr id="4" name="Picture 4"/>
+                  <wp:cNvGraphicFramePr>
+                    <a:graphicFrameLocks noChangeAspect="1"/>
+                  </wp:cNvGraphicFramePr>
+                  <a:graphic>
+                    <a:graphicData uri="http://schemas.openxmlformats.org/drawingml/2006/picture">
+                      <pic:pic>
+                        <pic:nvPicPr>
+                          <pic:cNvPr id="0" name="exp2_tc4.png"/>
+                          <pic:cNvPicPr/>
+                        </pic:nvPicPr>
+                        <pic:blipFill>
+                          <a:blip r:embed="rId12"/>
+                          <a:stretch>
+                            <a:fillRect/>
+                          </a:stretch>
+                        </pic:blipFill>
+                        <pic:spPr>
+                          <a:xfrm>
+                            <a:off x="0" y="0"/>
+                            <a:ext cx="1691640" cy="177414"/>
+                          </a:xfrm>
+                          <a:prstGeom prst="rect"/>
+                        </pic:spPr>
+                      </pic:pic>
+                    </a:graphicData>
+                  </a:graphic>
+                </wp:inline>
+              </w:drawing>
             </w:r>
           </w:p>
         </w:tc>
@@ -2667,10 +2538,10 @@
           <w:tcPr>
             <w:tcW w:type="dxa" w:w="864"/>
             <w:tcMar>
-              <w:top w:w="80" w:type="dxa"/>
-              <w:bottom w:w="80" w:type="dxa"/>
-              <w:left w:w="120" w:type="dxa"/>
-              <w:right w:w="120" w:type="dxa"/>
+              <w:top w:w="60" w:type="dxa"/>
+              <w:bottom w:w="60" w:type="dxa"/>
+              <w:left w:w="80" w:type="dxa"/>
+              <w:right w:w="80" w:type="dxa"/>
             </w:tcMar>
           </w:tcPr>
           <w:p>
@@ -2679,7 +2550,7 @@
                 <w:rFonts w:ascii="Arial" w:hAnsi="Arial"/>
                 <w:b/>
                 <w:color w:val="1B5E20"/>
-                <w:sz w:val="18"/>
+                <w:sz w:val="16"/>
               </w:rPr>
               <w:t>Pass</w:t>
             </w:r>
@@ -2689,20 +2560,20 @@
       <w:tr>
         <w:tc>
           <w:tcPr>
-            <w:tcW w:type="dxa" w:w="1152"/>
+            <w:tcW w:type="dxa" w:w="864"/>
             <w:tcMar>
-              <w:top w:w="80" w:type="dxa"/>
-              <w:bottom w:w="80" w:type="dxa"/>
-              <w:left w:w="120" w:type="dxa"/>
-              <w:right w:w="120" w:type="dxa"/>
+              <w:top w:w="60" w:type="dxa"/>
+              <w:bottom w:w="60" w:type="dxa"/>
+              <w:left w:w="80" w:type="dxa"/>
+              <w:right w:w="80" w:type="dxa"/>
             </w:tcMar>
           </w:tcPr>
           <w:p>
             <w:r>
               <w:rPr>
                 <w:rFonts w:ascii="Arial" w:hAnsi="Arial"/>
-                <w:color w:val="333333"/>
-                <w:sz w:val="18"/>
+                <w:b/>
+                <w:sz w:val="16"/>
               </w:rPr>
               <w:t>TC-05</w:t>
             </w:r>
@@ -2710,64 +2581,103 @@
         </w:tc>
         <w:tc>
           <w:tcPr>
-            <w:tcW w:type="dxa" w:w="2304"/>
+            <w:tcW w:type="dxa" w:w="1584"/>
             <w:tcMar>
-              <w:top w:w="80" w:type="dxa"/>
-              <w:bottom w:w="80" w:type="dxa"/>
-              <w:left w:w="120" w:type="dxa"/>
-              <w:right w:w="120" w:type="dxa"/>
+              <w:top w:w="60" w:type="dxa"/>
+              <w:bottom w:w="60" w:type="dxa"/>
+              <w:left w:w="80" w:type="dxa"/>
+              <w:right w:w="80" w:type="dxa"/>
             </w:tcMar>
           </w:tcPr>
           <w:p>
             <w:r>
               <w:rPr>
                 <w:rFonts w:ascii="Arial" w:hAnsi="Arial"/>
-                <w:color w:val="333333"/>
-                <w:sz w:val="18"/>
+                <w:sz w:val="16"/>
               </w:rPr>
-              <w:t>Responsive Card Wrapping</w:t>
+              <w:t>Required Field Validation</w:t>
             </w:r>
           </w:p>
         </w:tc>
         <w:tc>
           <w:tcPr>
-            <w:tcW w:type="dxa" w:w="2592"/>
+            <w:tcW w:type="dxa" w:w="1584"/>
             <w:tcMar>
-              <w:top w:w="80" w:type="dxa"/>
-              <w:bottom w:w="80" w:type="dxa"/>
-              <w:left w:w="120" w:type="dxa"/>
-              <w:right w:w="120" w:type="dxa"/>
+              <w:top w:w="60" w:type="dxa"/>
+              <w:bottom w:w="60" w:type="dxa"/>
+              <w:left w:w="80" w:type="dxa"/>
+              <w:right w:w="80" w:type="dxa"/>
             </w:tcMar>
           </w:tcPr>
           <w:p>
             <w:r>
               <w:rPr>
                 <w:rFonts w:ascii="Arial" w:hAnsi="Arial"/>
-                <w:color w:val="333333"/>
-                <w:sz w:val="18"/>
+                <w:sz w:val="16"/>
               </w:rPr>
-              <w:t>Narrow the browser viewport</w:t>
+              <w:t>Leave 'Full Name' blank and submit</w:t>
+            </w:r>
+          </w:p>
+        </w:tc>
+        <w:tc>
+          <w:tcPr>
+            <w:tcW w:type="dxa" w:w="2016"/>
+            <w:tcMar>
+              <w:top w:w="60" w:type="dxa"/>
+              <w:bottom w:w="60" w:type="dxa"/>
+              <w:left w:w="80" w:type="dxa"/>
+              <w:right w:w="80" w:type="dxa"/>
+            </w:tcMar>
+          </w:tcPr>
+          <w:p>
+            <w:r>
+              <w:rPr>
+                <w:rFonts w:ascii="Arial" w:hAnsi="Arial"/>
+                <w:sz w:val="16"/>
+              </w:rPr>
+              <w:t>Submission halts; browser tooltip flags required input before submission</w:t>
             </w:r>
           </w:p>
         </w:tc>
         <w:tc>
           <w:tcPr>
             <w:tcW w:type="dxa" w:w="2880"/>
-            <w:tcMar>
-              <w:top w:w="80" w:type="dxa"/>
-              <w:bottom w:w="80" w:type="dxa"/>
-              <w:left w:w="120" w:type="dxa"/>
-              <w:right w:w="120" w:type="dxa"/>
-            </w:tcMar>
           </w:tcPr>
           <w:p>
+            <w:r/>
             <w:r>
-              <w:rPr>
-                <w:rFonts w:ascii="Arial" w:hAnsi="Arial"/>
-                <w:color w:val="333333"/>
-                <w:sz w:val="18"/>
-              </w:rPr>
-              <w:t>Hobby cards wrap onto subsequent lines cleanly without clipping</w:t>
+              <w:drawing>
+                <wp:inline xmlns:a="http://schemas.openxmlformats.org/drawingml/2006/main" xmlns:pic="http://schemas.openxmlformats.org/drawingml/2006/picture">
+                  <wp:extent cx="1691640" cy="451104"/>
+                  <wp:docPr id="5" name="Picture 5"/>
+                  <wp:cNvGraphicFramePr>
+                    <a:graphicFrameLocks noChangeAspect="1"/>
+                  </wp:cNvGraphicFramePr>
+                  <a:graphic>
+                    <a:graphicData uri="http://schemas.openxmlformats.org/drawingml/2006/picture">
+                      <pic:pic>
+                        <pic:nvPicPr>
+                          <pic:cNvPr id="0" name="exp2_tc5.png"/>
+                          <pic:cNvPicPr/>
+                        </pic:nvPicPr>
+                        <pic:blipFill>
+                          <a:blip r:embed="rId13"/>
+                          <a:stretch>
+                            <a:fillRect/>
+                          </a:stretch>
+                        </pic:blipFill>
+                        <pic:spPr>
+                          <a:xfrm>
+                            <a:off x="0" y="0"/>
+                            <a:ext cx="1691640" cy="451104"/>
+                          </a:xfrm>
+                          <a:prstGeom prst="rect"/>
+                        </pic:spPr>
+                      </pic:pic>
+                    </a:graphicData>
+                  </a:graphic>
+                </wp:inline>
+              </w:drawing>
             </w:r>
           </w:p>
         </w:tc>
@@ -2775,10 +2685,10 @@
           <w:tcPr>
             <w:tcW w:type="dxa" w:w="864"/>
             <w:tcMar>
-              <w:top w:w="80" w:type="dxa"/>
-              <w:bottom w:w="80" w:type="dxa"/>
-              <w:left w:w="120" w:type="dxa"/>
-              <w:right w:w="120" w:type="dxa"/>
+              <w:top w:w="60" w:type="dxa"/>
+              <w:bottom w:w="60" w:type="dxa"/>
+              <w:left w:w="80" w:type="dxa"/>
+              <w:right w:w="80" w:type="dxa"/>
             </w:tcMar>
           </w:tcPr>
           <w:p>
@@ -2786,118 +2696,10 @@
               <w:rPr>
                 <w:rFonts w:ascii="Arial" w:hAnsi="Arial"/>
                 <w:b/>
-                <w:color w:val="1B5E20"/>
-                <w:sz w:val="18"/>
+                <w:color w:val="D32F2F"/>
+                <w:sz w:val="16"/>
               </w:rPr>
-              <w:t>Pass</w:t>
-            </w:r>
-          </w:p>
-        </w:tc>
-      </w:tr>
-      <w:tr>
-        <w:tc>
-          <w:tcPr>
-            <w:tcW w:type="dxa" w:w="1152"/>
-            <w:tcMar>
-              <w:top w:w="80" w:type="dxa"/>
-              <w:bottom w:w="80" w:type="dxa"/>
-              <w:left w:w="120" w:type="dxa"/>
-              <w:right w:w="120" w:type="dxa"/>
-            </w:tcMar>
-          </w:tcPr>
-          <w:p>
-            <w:r>
-              <w:rPr>
-                <w:rFonts w:ascii="Arial" w:hAnsi="Arial"/>
-                <w:color w:val="333333"/>
-                <w:sz w:val="18"/>
-              </w:rPr>
-              <w:t>TC-06</w:t>
-            </w:r>
-          </w:p>
-        </w:tc>
-        <w:tc>
-          <w:tcPr>
-            <w:tcW w:type="dxa" w:w="2304"/>
-            <w:tcMar>
-              <w:top w:w="80" w:type="dxa"/>
-              <w:bottom w:w="80" w:type="dxa"/>
-              <w:left w:w="120" w:type="dxa"/>
-              <w:right w:w="120" w:type="dxa"/>
-            </w:tcMar>
-          </w:tcPr>
-          <w:p>
-            <w:r>
-              <w:rPr>
-                <w:rFonts w:ascii="Arial" w:hAnsi="Arial"/>
-                <w:color w:val="333333"/>
-                <w:sz w:val="18"/>
-              </w:rPr>
-              <w:t>Form Input Focus Styling</w:t>
-            </w:r>
-          </w:p>
-        </w:tc>
-        <w:tc>
-          <w:tcPr>
-            <w:tcW w:type="dxa" w:w="2592"/>
-            <w:tcMar>
-              <w:top w:w="80" w:type="dxa"/>
-              <w:bottom w:w="80" w:type="dxa"/>
-              <w:left w:w="120" w:type="dxa"/>
-              <w:right w:w="120" w:type="dxa"/>
-            </w:tcMar>
-          </w:tcPr>
-          <w:p>
-            <w:r>
-              <w:rPr>
-                <w:rFonts w:ascii="Arial" w:hAnsi="Arial"/>
-                <w:color w:val="333333"/>
-                <w:sz w:val="18"/>
-              </w:rPr>
-              <w:t>Click inside Name/Email inputs</w:t>
-            </w:r>
-          </w:p>
-        </w:tc>
-        <w:tc>
-          <w:tcPr>
-            <w:tcW w:type="dxa" w:w="2880"/>
-            <w:tcMar>
-              <w:top w:w="80" w:type="dxa"/>
-              <w:bottom w:w="80" w:type="dxa"/>
-              <w:left w:w="120" w:type="dxa"/>
-              <w:right w:w="120" w:type="dxa"/>
-            </w:tcMar>
-          </w:tcPr>
-          <w:p>
-            <w:r>
-              <w:rPr>
-                <w:rFonts w:ascii="Arial" w:hAnsi="Arial"/>
-                <w:color w:val="333333"/>
-                <w:sz w:val="18"/>
-              </w:rPr>
-              <w:t>Outline removed and border changes to turquoise #1abc9c</w:t>
-            </w:r>
-          </w:p>
-        </w:tc>
-        <w:tc>
-          <w:tcPr>
-            <w:tcW w:type="dxa" w:w="864"/>
-            <w:tcMar>
-              <w:top w:w="80" w:type="dxa"/>
-              <w:bottom w:w="80" w:type="dxa"/>
-              <w:left w:w="120" w:type="dxa"/>
-              <w:right w:w="120" w:type="dxa"/>
-            </w:tcMar>
-          </w:tcPr>
-          <w:p>
-            <w:r>
-              <w:rPr>
-                <w:rFonts w:ascii="Arial" w:hAnsi="Arial"/>
-                <w:b/>
-                <w:color w:val="1B5E20"/>
-                <w:sz w:val="18"/>
-              </w:rPr>
-              <w:t>Pass</w:t>
+              <w:t>Fail</w:t>
             </w:r>
           </w:p>
         </w:tc>
@@ -2905,14 +2707,9 @@
     </w:tbl>
     <w:p>
       <w:pPr>
-        <w:spacing w:after="80"/>
-      </w:pPr>
-    </w:p>
-    <w:p>
-      <w:pPr>
-        <w:spacing w:before="120" w:after="120"/>
+        <w:spacing w:before="80" w:after="80"/>
         <w:pBdr>
-          <w:bottom w:val="single" w:sz="6" w:space="1" w:color="D0D0D0"/>
+          <w:bottom w:val="single" w:sz="6" w:space="1" w:color="CCCCCC"/>
         </w:pBdr>
       </w:pPr>
     </w:p>
@@ -2924,13 +2721,13 @@
     <w:p>
       <w:pPr>
         <w:keepNext/>
-        <w:spacing w:before="240" w:after="80"/>
+        <w:spacing w:before="160" w:after="60"/>
       </w:pPr>
       <w:r>
         <w:rPr>
           <w:rFonts w:ascii="Arial" w:hAnsi="Arial"/>
           <w:b/>
-          <w:color w:val="111111"/>
+          <w:color w:val="000000"/>
           <w:sz w:val="26"/>
         </w:rPr>
         <w:t>9. OUTPUT</w:t>
@@ -2938,13 +2735,13 @@
     </w:p>
     <w:p>
       <w:pPr>
-        <w:spacing w:before="40" w:after="80" w:line="276" w:lineRule="auto"/>
+        <w:spacing w:before="40" w:after="60" w:line="276" w:lineRule="auto"/>
       </w:pPr>
       <w:r>
         <w:rPr>
           <w:rFonts w:ascii="Arial" w:hAnsi="Arial"/>
           <w:b/>
-          <w:color w:val="222222"/>
+          <w:color w:val="000000"/>
           <w:sz w:val="20"/>
         </w:rPr>
         <w:t>Output: Rendered Webpage in Chrome Browser</w:t>
@@ -2959,14 +2756,14 @@
     </w:p>
     <w:p>
       <w:pPr>
-        <w:spacing w:before="160" w:after="80"/>
+        <w:spacing w:before="120" w:after="80"/>
         <w:jc w:val="center"/>
       </w:pPr>
       <w:r>
         <w:drawing>
           <wp:inline xmlns:a="http://schemas.openxmlformats.org/drawingml/2006/main" xmlns:pic="http://schemas.openxmlformats.org/drawingml/2006/picture">
             <wp:extent cx="5669280" cy="3258275"/>
-            <wp:docPr id="1" name="Picture 1"/>
+            <wp:docPr id="6" name="Picture 6"/>
             <wp:cNvGraphicFramePr>
               <a:graphicFrameLocks noChangeAspect="1"/>
             </wp:cNvGraphicFramePr>
@@ -2978,7 +2775,7 @@
                     <pic:cNvPicPr/>
                   </pic:nvPicPr>
                   <pic:blipFill>
-                    <a:blip r:embed="rId9"/>
+                    <a:blip r:embed="rId14"/>
                     <a:stretch>
                       <a:fillRect/>
                     </a:stretch>
@@ -3013,9 +2810,9 @@
     </w:p>
     <w:p>
       <w:pPr>
-        <w:spacing w:before="120" w:after="120"/>
+        <w:spacing w:before="80" w:after="80"/>
         <w:pBdr>
-          <w:bottom w:val="single" w:sz="6" w:space="1" w:color="D0D0D0"/>
+          <w:bottom w:val="single" w:sz="6" w:space="1" w:color="CCCCCC"/>
         </w:pBdr>
       </w:pPr>
     </w:p>
@@ -3027,13 +2824,13 @@
     <w:p>
       <w:pPr>
         <w:keepNext/>
-        <w:spacing w:before="240" w:after="80"/>
+        <w:spacing w:before="160" w:after="60"/>
       </w:pPr>
       <w:r>
         <w:rPr>
           <w:rFonts w:ascii="Arial" w:hAnsi="Arial"/>
           <w:b/>
-          <w:color w:val="111111"/>
+          <w:color w:val="000000"/>
           <w:sz w:val="26"/>
         </w:rPr>
         <w:t>10. RESULT</w:t>
@@ -3041,7 +2838,7 @@
     </w:p>
     <w:p>
       <w:pPr>
-        <w:spacing w:before="40" w:after="80" w:line="276" w:lineRule="auto"/>
+        <w:spacing w:before="40" w:after="60" w:line="276" w:lineRule="auto"/>
       </w:pPr>
       <w:r>
         <w:rPr>
@@ -3054,21 +2851,21 @@
     </w:p>
     <w:p>
       <w:pPr>
-        <w:spacing w:before="120" w:after="120"/>
+        <w:spacing w:before="80" w:after="80"/>
         <w:pBdr>
-          <w:bottom w:val="single" w:sz="6" w:space="1" w:color="D0D0D0"/>
+          <w:bottom w:val="single" w:sz="6" w:space="1" w:color="CCCCCC"/>
         </w:pBdr>
       </w:pPr>
     </w:p>
     <w:p>
       <w:pPr>
-        <w:spacing w:before="40" w:after="80" w:line="276" w:lineRule="auto"/>
+        <w:spacing w:before="40" w:after="60" w:line="276" w:lineRule="auto"/>
       </w:pPr>
       <w:r>
         <w:rPr>
           <w:rFonts w:ascii="Arial" w:hAnsi="Arial"/>
           <w:b/>
-          <w:color w:val="222222"/>
+          <w:color w:val="000000"/>
           <w:sz w:val="20"/>
         </w:rPr>
         <w:t>Submission Package Structure:</w:t>
@@ -3083,7 +2880,7 @@
     </w:p>
     <w:p>
       <w:pPr>
-        <w:spacing w:before="80" w:after="160"/>
+        <w:spacing w:before="80" w:after="120"/>
         <w:ind w:left="288"/>
       </w:pPr>
       <w:r>
